--- a/docs/Kengs_Landing_Guest_Book.docx
+++ b/docs/Kengs_Landing_Guest_Book.docx
@@ -2091,6 +2091,246 @@
     </w:p>
     <w:p>
       <w:pPr>
+        <w:spacing w:after="200" w:line="276" w:lineRule="auto"/>
+        <w:rPr>
+          <w:rFonts w:ascii="Arial" w:hAnsi="Arial" w:cs="Arial"/>
+        </w:rPr>
+        <w:pStyle w:val="Heading1"/>
+      </w:pPr>
+      <w:r>
+        <w:rPr>
+          <w:rFonts w:ascii="Arial" w:hAnsi="Arial" w:cs="Arial"/>
+        </w:rPr>
+        <w:t xml:space="preserve">Arriving and Getting In</w:t>
+      </w:r>
+    </w:p>
+    <w:p>
+      <w:pPr>
+        <w:spacing w:after="200" w:line="276" w:lineRule="auto"/>
+        <w:rPr>
+          <w:rFonts w:ascii="Arial" w:hAnsi="Arial" w:cs="Arial"/>
+        </w:rPr>
+        <w:pStyle w:val="Normal"/>
+      </w:pPr>
+      <w:r>
+        <w:rPr>
+          <w:rFonts w:ascii="Arial" w:hAnsi="Arial" w:cs="Arial"/>
+        </w:rPr>
+        <w:t xml:space="preserve">Your check-in instructions, including the door code or lockbox details, will be sent to you via the booking platform before your arrival.</w:t>
+      </w:r>
+    </w:p>
+    <w:p>
+      <w:pPr>
+        <w:spacing w:after="200" w:line="276" w:lineRule="auto"/>
+        <w:rPr>
+          <w:rFonts w:ascii="Arial" w:hAnsi="Arial" w:cs="Arial"/>
+        </w:rPr>
+        <w:pStyle w:val="Normal"/>
+      </w:pPr>
+      <w:r>
+        <w:rPr>
+          <w:rFonts w:ascii="Arial" w:hAnsi="Arial" w:cs="Arial"/>
+        </w:rPr>
+        <w:t xml:space="preserve">If you have trouble getting in or need early check-in, please contact the host and we will do our best to accommodate.</w:t>
+      </w:r>
+    </w:p>
+    <w:p>
+      <w:pPr>
+        <w:spacing w:after="200" w:line="276" w:lineRule="auto"/>
+        <w:rPr>
+          <w:rFonts w:ascii="Arial" w:hAnsi="Arial" w:cs="Arial"/>
+        </w:rPr>
+        <w:pStyle w:val="Heading1"/>
+      </w:pPr>
+      <w:r>
+        <w:rPr>
+          <w:rFonts w:ascii="Arial" w:hAnsi="Arial" w:cs="Arial"/>
+        </w:rPr>
+        <w:t xml:space="preserve">Entertainment and Smart TVs</w:t>
+      </w:r>
+    </w:p>
+    <w:p>
+      <w:pPr>
+        <w:spacing w:after="200" w:line="276" w:lineRule="auto"/>
+        <w:rPr>
+          <w:rFonts w:ascii="Arial" w:hAnsi="Arial" w:cs="Arial"/>
+        </w:rPr>
+        <w:pStyle w:val="Normal"/>
+      </w:pPr>
+      <w:r>
+        <w:rPr>
+          <w:rFonts w:ascii="Arial" w:hAnsi="Arial" w:cs="Arial"/>
+        </w:rPr>
+        <w:t xml:space="preserve">Each room has a Smart TV with access to popular streaming apps including Netflix, Hulu, and Amazon Prime.</w:t>
+      </w:r>
+    </w:p>
+    <w:p>
+      <w:pPr>
+        <w:spacing w:after="200" w:line="276" w:lineRule="auto"/>
+        <w:rPr>
+          <w:rFonts w:ascii="Arial" w:hAnsi="Arial" w:cs="Arial"/>
+        </w:rPr>
+        <w:pStyle w:val="Normal"/>
+      </w:pPr>
+      <w:r>
+        <w:rPr>
+          <w:rFonts w:ascii="Arial" w:hAnsi="Arial" w:cs="Arial"/>
+        </w:rPr>
+        <w:t xml:space="preserve">You can log in to your own streaming accounts. Please remember to log out before checkout.</w:t>
+      </w:r>
+    </w:p>
+    <w:p>
+      <w:pPr>
+        <w:spacing w:after="200" w:line="276" w:lineRule="auto"/>
+        <w:rPr>
+          <w:rFonts w:ascii="Arial" w:hAnsi="Arial" w:cs="Arial"/>
+        </w:rPr>
+        <w:pStyle w:val="Normal"/>
+      </w:pPr>
+      <w:r>
+        <w:rPr>
+          <w:rFonts w:ascii="Arial" w:hAnsi="Arial" w:cs="Arial"/>
+        </w:rPr>
+        <w:t xml:space="preserve">To cast from your phone or laptop, connect to the same Starlink WiFi network and use the built-in casting feature on the TV.</w:t>
+      </w:r>
+    </w:p>
+    <w:p>
+      <w:pPr>
+        <w:spacing w:after="200" w:line="276" w:lineRule="auto"/>
+        <w:rPr>
+          <w:rFonts w:ascii="Arial" w:hAnsi="Arial" w:cs="Arial"/>
+        </w:rPr>
+        <w:pStyle w:val="Heading1"/>
+      </w:pPr>
+      <w:r>
+        <w:rPr>
+          <w:rFonts w:ascii="Arial" w:hAnsi="Arial" w:cs="Arial"/>
+        </w:rPr>
+        <w:t xml:space="preserve">Kitchen and Appliances</w:t>
+      </w:r>
+    </w:p>
+    <w:p>
+      <w:pPr>
+        <w:spacing w:after="200" w:line="276" w:lineRule="auto"/>
+        <w:rPr>
+          <w:rFonts w:ascii="Arial" w:hAnsi="Arial" w:cs="Arial"/>
+        </w:rPr>
+        <w:pStyle w:val="Normal"/>
+      </w:pPr>
+      <w:r>
+        <w:rPr>
+          <w:rFonts w:ascii="Arial" w:hAnsi="Arial" w:cs="Arial"/>
+        </w:rPr>
+        <w:t xml:space="preserve">The kitchen is fully equipped with a stove, oven, microwave, refrigerator, and dishwasher.</w:t>
+      </w:r>
+    </w:p>
+    <w:p>
+      <w:pPr>
+        <w:spacing w:after="200" w:line="276" w:lineRule="auto"/>
+        <w:rPr>
+          <w:rFonts w:ascii="Arial" w:hAnsi="Arial" w:cs="Arial"/>
+        </w:rPr>
+        <w:pStyle w:val="Normal"/>
+      </w:pPr>
+      <w:r>
+        <w:rPr>
+          <w:rFonts w:ascii="Arial" w:hAnsi="Arial" w:cs="Arial"/>
+        </w:rPr>
+        <w:t xml:space="preserve">A coffee maker is available on the counter. Filters and a small supply of coffee are provided.</w:t>
+      </w:r>
+    </w:p>
+    <w:p>
+      <w:pPr>
+        <w:spacing w:after="200" w:line="276" w:lineRule="auto"/>
+        <w:rPr>
+          <w:rFonts w:ascii="Arial" w:hAnsi="Arial" w:cs="Arial"/>
+        </w:rPr>
+        <w:pStyle w:val="Normal"/>
+      </w:pPr>
+      <w:r>
+        <w:rPr>
+          <w:rFonts w:ascii="Arial" w:hAnsi="Arial" w:cs="Arial"/>
+        </w:rPr>
+        <w:t xml:space="preserve">Basic cooking essentials such as oil, salt, pepper, and common spices are stocked for your convenience.</w:t>
+      </w:r>
+    </w:p>
+    <w:p>
+      <w:pPr>
+        <w:spacing w:after="200" w:line="276" w:lineRule="auto"/>
+        <w:rPr>
+          <w:rFonts w:ascii="Arial" w:hAnsi="Arial" w:cs="Arial"/>
+        </w:rPr>
+        <w:pStyle w:val="Normal"/>
+      </w:pPr>
+      <w:r>
+        <w:rPr>
+          <w:rFonts w:ascii="Arial" w:hAnsi="Arial" w:cs="Arial"/>
+        </w:rPr>
+        <w:t xml:space="preserve">If you use the oven or stovetop, please clean up afterward and ensure all burners are turned off.</w:t>
+      </w:r>
+    </w:p>
+    <w:p>
+      <w:pPr>
+        <w:spacing w:after="200" w:line="276" w:lineRule="auto"/>
+        <w:rPr>
+          <w:rFonts w:ascii="Arial" w:hAnsi="Arial" w:cs="Arial"/>
+        </w:rPr>
+        <w:pStyle w:val="Heading1"/>
+      </w:pPr>
+      <w:r>
+        <w:rPr>
+          <w:rFonts w:ascii="Arial" w:hAnsi="Arial" w:cs="Arial"/>
+        </w:rPr>
+        <w:t xml:space="preserve">Climate Control</w:t>
+      </w:r>
+    </w:p>
+    <w:p>
+      <w:pPr>
+        <w:spacing w:after="200" w:line="276" w:lineRule="auto"/>
+        <w:rPr>
+          <w:rFonts w:ascii="Arial" w:hAnsi="Arial" w:cs="Arial"/>
+        </w:rPr>
+        <w:pStyle w:val="Normal"/>
+      </w:pPr>
+      <w:r>
+        <w:rPr>
+          <w:rFonts w:ascii="Arial" w:hAnsi="Arial" w:cs="Arial"/>
+        </w:rPr>
+        <w:t xml:space="preserve">The home has central air conditioning controlled by a thermostat in the hallway. Please set it to a comfortable temperature and avoid setting it below 68°F in summer.</w:t>
+      </w:r>
+    </w:p>
+    <w:p>
+      <w:pPr>
+        <w:spacing w:after="200" w:line="276" w:lineRule="auto"/>
+        <w:rPr>
+          <w:rFonts w:ascii="Arial" w:hAnsi="Arial" w:cs="Arial"/>
+        </w:rPr>
+        <w:pStyle w:val="Normal"/>
+      </w:pPr>
+      <w:r>
+        <w:rPr>
+          <w:rFonts w:ascii="Arial" w:hAnsi="Arial" w:cs="Arial"/>
+        </w:rPr>
+        <w:t xml:space="preserve">A propane heater is available in the living room for cooler evenings. Instructions are posted near the unit. Please turn it off before going to bed or leaving the property.</w:t>
+      </w:r>
+    </w:p>
+    <w:p>
+      <w:pPr>
+        <w:spacing w:after="200" w:line="276" w:lineRule="auto"/>
+        <w:rPr>
+          <w:rFonts w:ascii="Arial" w:hAnsi="Arial" w:cs="Arial"/>
+        </w:rPr>
+        <w:pStyle w:val="Normal"/>
+      </w:pPr>
+      <w:r>
+        <w:rPr>
+          <w:rFonts w:ascii="Arial" w:hAnsi="Arial" w:cs="Arial"/>
+        </w:rPr>
+        <w:t xml:space="preserve">Ceiling fans are available in the bedrooms and living room to help with airflow.</w:t>
+      </w:r>
+    </w:p>
+    <w:p>
+      <w:pPr>
         <w:pStyle w:val="Heading1"/>
         <w:rPr>
           <w:rFonts w:ascii="Arial" w:hAnsi="Arial" w:cs="Arial"/>
@@ -2265,6 +2505,50 @@
     </w:p>
     <w:p>
       <w:pPr>
+        <w:pStyle w:val="ListParagraph"/>
+        <w:numPr>
+          <w:ilvl w:val="0"/>
+          <w:numId w:val="16"/>
+        </w:numPr>
+        <w:rPr>
+          <w:rFonts w:ascii="Arial" w:hAnsi="Arial" w:cs="Arial"/>
+          <w:sz w:val="24"/>
+          <w:szCs w:val="28"/>
+        </w:rPr>
+      </w:pPr>
+      <w:r>
+        <w:rPr>
+          <w:rFonts w:ascii="Arial" w:hAnsi="Arial" w:cs="Arial"/>
+          <w:sz w:val="24"/>
+          <w:szCs w:val="28"/>
+        </w:rPr>
+        <w:t xml:space="preserve">Pets are not permitted unless approved in advance by the host.</w:t>
+      </w:r>
+    </w:p>
+    <w:p>
+      <w:pPr>
+        <w:pStyle w:val="ListParagraph"/>
+        <w:numPr>
+          <w:ilvl w:val="0"/>
+          <w:numId w:val="16"/>
+        </w:numPr>
+        <w:rPr>
+          <w:rFonts w:ascii="Arial" w:hAnsi="Arial" w:cs="Arial"/>
+          <w:sz w:val="24"/>
+          <w:szCs w:val="28"/>
+        </w:rPr>
+      </w:pPr>
+      <w:r>
+        <w:rPr>
+          <w:rFonts w:ascii="Arial" w:hAnsi="Arial" w:cs="Arial"/>
+          <w:sz w:val="24"/>
+          <w:szCs w:val="28"/>
+        </w:rPr>
+        <w:t xml:space="preserve">Please keep noise to a minimum between 10:00 PM and 7:00 AM out of respect for the peaceful setting.</w:t>
+      </w:r>
+    </w:p>
+    <w:p>
+      <w:pPr>
         <w:pStyle w:val="Heading1"/>
         <w:rPr>
           <w:rFonts w:ascii="Arial" w:hAnsi="Arial" w:cs="Arial"/>
@@ -2436,6 +2720,89 @@
           <w:rFonts w:ascii="Arial" w:hAnsi="Arial" w:cs="Arial"/>
         </w:rPr>
       </w:pPr>
+      <w:r>
+        <w:rPr>
+          <w:rFonts w:ascii="Arial" w:hAnsi="Arial" w:cs="Arial"/>
+        </w:rPr>
+        <w:t xml:space="preserve">Laundry</w:t>
+      </w:r>
+    </w:p>
+    <w:p>
+      <w:pPr>
+        <w:pStyle w:val="ListParagraph"/>
+        <w:numPr>
+          <w:ilvl w:val="0"/>
+          <w:numId w:val="16"/>
+        </w:numPr>
+        <w:spacing w:after="60"/>
+        <w:rPr>
+          <w:rFonts w:ascii="Arial" w:hAnsi="Arial" w:cs="Arial"/>
+          <w:sz w:val="24"/>
+          <w:szCs w:val="28"/>
+        </w:rPr>
+      </w:pPr>
+      <w:r>
+        <w:rPr>
+          <w:rFonts w:ascii="Arial" w:hAnsi="Arial" w:cs="Arial"/>
+          <w:sz w:val="24"/>
+          <w:szCs w:val="28"/>
+        </w:rPr>
+        <w:t xml:space="preserve">A washer and dryer are available for guest use.</w:t>
+      </w:r>
+    </w:p>
+    <w:p>
+      <w:pPr>
+        <w:pStyle w:val="ListParagraph"/>
+        <w:numPr>
+          <w:ilvl w:val="0"/>
+          <w:numId w:val="16"/>
+        </w:numPr>
+        <w:spacing w:after="60"/>
+        <w:rPr>
+          <w:rFonts w:ascii="Arial" w:hAnsi="Arial" w:cs="Arial"/>
+          <w:sz w:val="24"/>
+          <w:szCs w:val="28"/>
+        </w:rPr>
+      </w:pPr>
+      <w:r>
+        <w:rPr>
+          <w:rFonts w:ascii="Arial" w:hAnsi="Arial" w:cs="Arial"/>
+          <w:sz w:val="24"/>
+          <w:szCs w:val="28"/>
+        </w:rPr>
+        <w:t xml:space="preserve">The laundry area is located inside the home. Detergent is provided.</w:t>
+      </w:r>
+    </w:p>
+    <w:p>
+      <w:pPr>
+        <w:pStyle w:val="ListParagraph"/>
+        <w:numPr>
+          <w:ilvl w:val="0"/>
+          <w:numId w:val="16"/>
+        </w:numPr>
+        <w:spacing w:after="60"/>
+        <w:rPr>
+          <w:rFonts w:ascii="Arial" w:hAnsi="Arial" w:cs="Arial"/>
+          <w:sz w:val="24"/>
+          <w:szCs w:val="28"/>
+        </w:rPr>
+      </w:pPr>
+      <w:r>
+        <w:rPr>
+          <w:rFonts w:ascii="Arial" w:hAnsi="Arial" w:cs="Arial"/>
+          <w:sz w:val="24"/>
+          <w:szCs w:val="28"/>
+        </w:rPr>
+        <w:t xml:space="preserve">Please clean the lint trap after each dryer load.</w:t>
+      </w:r>
+    </w:p>
+    <w:p>
+      <w:pPr>
+        <w:pStyle w:val="Heading1"/>
+        <w:rPr>
+          <w:rFonts w:ascii="Arial" w:hAnsi="Arial" w:cs="Arial"/>
+        </w:rPr>
+      </w:pPr>
       <w:bookmarkStart w:id="6" w:name="_Toc226752872"/>
       <w:r>
         <w:rPr>
@@ -2521,6 +2888,153 @@
           <w:rFonts w:ascii="Arial" w:hAnsi="Arial" w:cs="Arial"/>
         </w:rPr>
       </w:pPr>
+      <w:r>
+        <w:rPr>
+          <w:rFonts w:ascii="Arial" w:hAnsi="Arial" w:cs="Arial"/>
+        </w:rPr>
+        <w:t xml:space="preserve">Septic-Safe Home</w:t>
+      </w:r>
+    </w:p>
+    <w:p>
+      <w:pPr>
+        <w:jc w:val="center"/>
+        <w:rPr>
+          <w:rFonts w:ascii="Arial" w:hAnsi="Arial" w:cs="Arial"/>
+          <w:b/>
+          <w:sz w:val="24"/>
+        </w:rPr>
+      </w:pPr>
+      <w:r>
+        <w:rPr>
+          <w:rFonts w:ascii="Arial" w:hAnsi="Arial" w:cs="Arial"/>
+          <w:b/>
+          <w:sz w:val="24"/>
+        </w:rPr>
+        <w:t xml:space="preserve">This property uses a septic system. Please help us protect it by following these guidelines:</w:t>
+      </w:r>
+    </w:p>
+    <w:p>
+      <w:pPr>
+        <w:pStyle w:val="ListParagraph"/>
+        <w:numPr>
+          <w:ilvl w:val="0"/>
+          <w:numId w:val="16"/>
+        </w:numPr>
+        <w:spacing w:after="60"/>
+        <w:rPr>
+          <w:rFonts w:ascii="Arial" w:hAnsi="Arial" w:cs="Arial"/>
+          <w:sz w:val="24"/>
+          <w:szCs w:val="28"/>
+        </w:rPr>
+      </w:pPr>
+      <w:r>
+        <w:rPr>
+          <w:rFonts w:ascii="Arial" w:hAnsi="Arial" w:cs="Arial"/>
+          <w:sz w:val="24"/>
+          <w:szCs w:val="28"/>
+        </w:rPr>
+        <w:t xml:space="preserve">Do not flush wipes of any kind, including those labeled flushable.</w:t>
+      </w:r>
+    </w:p>
+    <w:p>
+      <w:pPr>
+        <w:pStyle w:val="ListParagraph"/>
+        <w:numPr>
+          <w:ilvl w:val="0"/>
+          <w:numId w:val="16"/>
+        </w:numPr>
+        <w:spacing w:after="60"/>
+        <w:rPr>
+          <w:rFonts w:ascii="Arial" w:hAnsi="Arial" w:cs="Arial"/>
+          <w:sz w:val="24"/>
+          <w:szCs w:val="28"/>
+        </w:rPr>
+      </w:pPr>
+      <w:r>
+        <w:rPr>
+          <w:rFonts w:ascii="Arial" w:hAnsi="Arial" w:cs="Arial"/>
+          <w:sz w:val="24"/>
+          <w:szCs w:val="28"/>
+        </w:rPr>
+        <w:t xml:space="preserve">Do not flush feminine hygiene products, cotton balls, or dental floss.</w:t>
+      </w:r>
+    </w:p>
+    <w:p>
+      <w:pPr>
+        <w:pStyle w:val="ListParagraph"/>
+        <w:numPr>
+          <w:ilvl w:val="0"/>
+          <w:numId w:val="16"/>
+        </w:numPr>
+        <w:spacing w:after="60"/>
+        <w:rPr>
+          <w:rFonts w:ascii="Arial" w:hAnsi="Arial" w:cs="Arial"/>
+          <w:sz w:val="24"/>
+          <w:szCs w:val="28"/>
+        </w:rPr>
+      </w:pPr>
+      <w:r>
+        <w:rPr>
+          <w:rFonts w:ascii="Arial" w:hAnsi="Arial" w:cs="Arial"/>
+          <w:sz w:val="24"/>
+          <w:szCs w:val="28"/>
+        </w:rPr>
+        <w:t xml:space="preserve">Do not pour cooking grease, oil, or food scraps down any drain.</w:t>
+      </w:r>
+    </w:p>
+    <w:p>
+      <w:pPr>
+        <w:pStyle w:val="ListParagraph"/>
+        <w:numPr>
+          <w:ilvl w:val="0"/>
+          <w:numId w:val="16"/>
+        </w:numPr>
+        <w:spacing w:after="60"/>
+        <w:rPr>
+          <w:rFonts w:ascii="Arial" w:hAnsi="Arial" w:cs="Arial"/>
+          <w:sz w:val="24"/>
+          <w:szCs w:val="28"/>
+        </w:rPr>
+      </w:pPr>
+      <w:r>
+        <w:rPr>
+          <w:rFonts w:ascii="Arial" w:hAnsi="Arial" w:cs="Arial"/>
+          <w:sz w:val="24"/>
+          <w:szCs w:val="28"/>
+        </w:rPr>
+        <w:t xml:space="preserve">Avoid using harsh chemical cleaners such as bleach or drain openers.</w:t>
+      </w:r>
+    </w:p>
+    <w:p>
+      <w:pPr>
+        <w:pStyle w:val="ListParagraph"/>
+        <w:numPr>
+          <w:ilvl w:val="0"/>
+          <w:numId w:val="16"/>
+        </w:numPr>
+        <w:spacing w:after="60"/>
+        <w:rPr>
+          <w:rFonts w:ascii="Arial" w:hAnsi="Arial" w:cs="Arial"/>
+          <w:sz w:val="24"/>
+          <w:szCs w:val="28"/>
+        </w:rPr>
+      </w:pPr>
+      <w:r>
+        <w:rPr>
+          <w:rFonts w:ascii="Arial" w:hAnsi="Arial" w:cs="Arial"/>
+          <w:sz w:val="24"/>
+          <w:szCs w:val="28"/>
+        </w:rPr>
+        <w:t xml:space="preserve">Only flush toilet paper. When in doubt, use the trash can.</w:t>
+      </w:r>
+    </w:p>
+    <w:p>
+      <w:pPr>
+        <w:pStyle w:val="Heading1"/>
+        <w:rPr>
+          <w:rFonts w:ascii="Arial" w:hAnsi="Arial" w:cs="Arial"/>
+        </w:rPr>
+      </w:pPr>
       <w:bookmarkStart w:id="7" w:name="_Toc226752873"/>
       <w:r>
         <w:rPr>
@@ -2762,6 +3276,60 @@
     </w:p>
     <w:p>
       <w:pPr>
+        <w:rPr>
+          <w:rFonts w:ascii="Arial" w:hAnsi="Arial" w:cs="Arial"/>
+          <w:sz w:val="24"/>
+          <w:szCs w:val="28"/>
+        </w:rPr>
+        <w:pStyle w:val="Normal"/>
+      </w:pPr>
+      <w:r>
+        <w:rPr>
+          <w:rFonts w:ascii="Arial" w:hAnsi="Arial" w:cs="Arial"/>
+          <w:sz w:val="24"/>
+          <w:szCs w:val="28"/>
+        </w:rPr>
+        <w:t xml:space="preserve">The nearest hospital is Freestone Medical Center, approximately 5 minutes from the property at 125 Newman St, Fairfield, TX 75840.</w:t>
+      </w:r>
+    </w:p>
+    <w:p>
+      <w:pPr>
+        <w:rPr>
+          <w:rFonts w:ascii="Arial" w:hAnsi="Arial" w:cs="Arial"/>
+          <w:sz w:val="24"/>
+          <w:szCs w:val="28"/>
+        </w:rPr>
+        <w:pStyle w:val="Normal"/>
+      </w:pPr>
+      <w:r>
+        <w:rPr>
+          <w:rFonts w:ascii="Arial" w:hAnsi="Arial" w:cs="Arial"/>
+          <w:sz w:val="24"/>
+          <w:szCs w:val="28"/>
+        </w:rPr>
+        <w:t xml:space="preserve">Freestone County Sheriff non-emergency line: (903) 389-3236.</w:t>
+      </w:r>
+    </w:p>
+    <w:p>
+      <w:pPr>
+        <w:rPr>
+          <w:rFonts w:ascii="Arial" w:hAnsi="Arial" w:cs="Arial"/>
+          <w:sz w:val="24"/>
+          <w:szCs w:val="28"/>
+        </w:rPr>
+        <w:pStyle w:val="Normal"/>
+      </w:pPr>
+      <w:r>
+        <w:rPr>
+          <w:rFonts w:ascii="Arial" w:hAnsi="Arial" w:cs="Arial"/>
+          <w:sz w:val="24"/>
+          <w:szCs w:val="28"/>
+        </w:rPr>
+        <w:t xml:space="preserve">Cell service can be limited in rural areas. Starlink WiFi supports WiFi calling if your signal is weak.</w:t>
+      </w:r>
+    </w:p>
+    <w:p>
+      <w:pPr>
         <w:pStyle w:val="Heading1"/>
         <w:rPr>
           <w:rFonts w:ascii="Arial" w:hAnsi="Arial" w:cs="Arial"/>
@@ -2912,6 +3480,29 @@
           <w:szCs w:val="28"/>
         </w:rPr>
         <w:t>Turn off lights, lock the doors, and as much as possible leave the property as you found it.</w:t>
+      </w:r>
+    </w:p>
+    <w:p>
+      <w:pPr>
+        <w:pStyle w:val="ListParagraph"/>
+        <w:numPr>
+          <w:ilvl w:val="0"/>
+          <w:numId w:val="27"/>
+        </w:numPr>
+        <w:spacing w:after="60"/>
+        <w:rPr>
+          <w:rFonts w:ascii="Arial" w:hAnsi="Arial" w:cs="Arial"/>
+          <w:sz w:val="24"/>
+          <w:szCs w:val="28"/>
+        </w:rPr>
+      </w:pPr>
+      <w:r>
+        <w:rPr>
+          <w:rFonts w:ascii="Arial" w:hAnsi="Arial" w:cs="Arial"/>
+          <w:sz w:val="24"/>
+          <w:szCs w:val="28"/>
+        </w:rPr>
+        <w:t xml:space="preserve">Set the thermostat to 78°F in summer or 55°F in winter before leaving.</w:t>
       </w:r>
     </w:p>
     <w:p>

--- a/docs/Kengs_Landing_Guest_Book.docx
+++ b/docs/Kengs_Landing_Guest_Book.docx
@@ -2237,6 +2237,24 @@
           <w:rFonts w:ascii="Arial" w:hAnsi="Arial" w:cs="Arial"/>
         </w:rPr>
         <w:t xml:space="preserve">A coffee maker is available on the counter. Filters and a small supply of coffee are provided.</w:t>
+      </w:r>
+    </w:p>
+    <w:p>
+      <w:pPr>
+        <w:jc w:val="center"/>
+        <w:rPr>
+          <w:rFonts w:ascii="Arial" w:hAnsi="Arial" w:cs="Arial"/>
+          <w:b/>
+          <w:sz w:val="24"/>
+        </w:rPr>
+      </w:pPr>
+      <w:r>
+        <w:rPr>
+          <w:rFonts w:ascii="Arial" w:hAnsi="Arial" w:cs="Arial"/>
+          <w:b/>
+          <w:sz w:val="24"/>
+        </w:rPr>
+        <w:t xml:space="preserve">A Primo filtered water dispenser is available in the kitchen for drinking, coffee, and cooking. It provides clean, great-tasting filtered water — one of those small touches that makes a stay feel a little more like home. If you’d like hot or cold water, there are two switches on the back of the dispenser to turn those features on. Feel free to use them during your stay.</w:t>
       </w:r>
     </w:p>
     <w:p>

--- a/docs/Kengs_Landing_Guest_Book.docx
+++ b/docs/Kengs_Landing_Guest_Book.docx
@@ -49,6 +49,14 @@
         </w:rPr>
         <w:t>A peaceful country retreat in Fairfield, Texas</w:t>
       </w:r>
+      <w:r>
+        <w:rPr>
+          <w:rFonts w:ascii="Arial" w:hAnsi="Arial" w:cs="Arial"/>
+          <w:b/>
+          <w:sz w:val="24"/>
+        </w:rPr>
+        <w:t>.</w:t>
+      </w:r>
     </w:p>
     <w:p>
       <w:pPr>
@@ -59,6 +67,14 @@
           <w:sz w:val="24"/>
         </w:rPr>
       </w:pPr>
+      <w:r>
+        <w:rPr>
+          <w:rFonts w:ascii="Arial" w:hAnsi="Arial" w:cs="Arial"/>
+          <w:b/>
+          <w:sz w:val="24"/>
+        </w:rPr>
+        <w:t>This is our family property and a place that we love. We hope you enjoy it as much as we do!</w:t>
+      </w:r>
     </w:p>
     <w:tbl>
       <w:tblPr>
@@ -98,16 +114,28 @@
                 <w:rFonts w:ascii="Arial" w:hAnsi="Arial" w:cs="Arial"/>
                 <w:b/>
                 <w:color w:val="7A251C"/>
-                <w:sz w:val="24"/>
-              </w:rPr>
-              <w:t>We are so glad you're here.</w:t>
+                <w:sz w:val="28"/>
+                <w:szCs w:val="24"/>
+              </w:rPr>
+              <w:t>We are so glad you're here</w:t>
             </w:r>
             <w:r>
               <w:rPr>
                 <w:rFonts w:ascii="Arial" w:hAnsi="Arial" w:cs="Arial"/>
                 <w:b/>
                 <w:color w:val="7A251C"/>
-                <w:sz w:val="24"/>
+                <w:sz w:val="28"/>
+                <w:szCs w:val="24"/>
+              </w:rPr>
+              <w:t>!</w:t>
+            </w:r>
+            <w:r>
+              <w:rPr>
+                <w:rFonts w:ascii="Arial" w:hAnsi="Arial" w:cs="Arial"/>
+                <w:b/>
+                <w:color w:val="7A251C"/>
+                <w:sz w:val="28"/>
+                <w:szCs w:val="24"/>
               </w:rPr>
               <w:br/>
             </w:r>
@@ -116,6 +144,12 @@
                 <w:rFonts w:ascii="Arial" w:hAnsi="Arial" w:cs="Arial"/>
               </w:rPr>
               <w:t>This guide is here to help you settle in, enjoy the property, and easily find the information you need during your stay.</w:t>
+            </w:r>
+            <w:r>
+              <w:rPr>
+                <w:rFonts w:ascii="Arial" w:hAnsi="Arial" w:cs="Arial"/>
+              </w:rPr>
+              <w:t xml:space="preserve"> Please feel free to contribute your ideas on the back page(s)!</w:t>
             </w:r>
           </w:p>
         </w:tc>
@@ -223,7 +257,7 @@
             </w:rPr>
             <w:fldChar w:fldCharType="separate"/>
           </w:r>
-          <w:hyperlink w:anchor="_Toc226752866" w:history="1">
+          <w:hyperlink w:anchor="_Toc226755968" w:history="1">
             <w:r>
               <w:rPr>
                 <w:rStyle w:val="Hyperlink"/>
@@ -251,7 +285,7 @@
                 <w:noProof/>
                 <w:webHidden/>
               </w:rPr>
-              <w:instrText xml:space="preserve"> PAGEREF _Toc226752866 \h </w:instrText>
+              <w:instrText xml:space="preserve"> PAGEREF _Toc226755968 \h </w:instrText>
             </w:r>
             <w:r>
               <w:rPr>
@@ -298,7 +332,7 @@
               <w14:ligatures w14:val="standardContextual"/>
             </w:rPr>
           </w:pPr>
-          <w:hyperlink w:anchor="_Toc226752867" w:history="1">
+          <w:hyperlink w:anchor="_Toc226755969" w:history="1">
             <w:r>
               <w:rPr>
                 <w:rStyle w:val="Hyperlink"/>
@@ -326,7 +360,7 @@
                 <w:noProof/>
                 <w:webHidden/>
               </w:rPr>
-              <w:instrText xml:space="preserve"> PAGEREF _Toc226752867 \h </w:instrText>
+              <w:instrText xml:space="preserve"> PAGEREF _Toc226755969 \h </w:instrText>
             </w:r>
             <w:r>
               <w:rPr>
@@ -373,7 +407,7 @@
               <w14:ligatures w14:val="standardContextual"/>
             </w:rPr>
           </w:pPr>
-          <w:hyperlink w:anchor="_Toc226752868" w:history="1">
+          <w:hyperlink w:anchor="_Toc226755970" w:history="1">
             <w:r>
               <w:rPr>
                 <w:rStyle w:val="Hyperlink"/>
@@ -401,7 +435,7 @@
                 <w:noProof/>
                 <w:webHidden/>
               </w:rPr>
-              <w:instrText xml:space="preserve"> PAGEREF _Toc226752868 \h </w:instrText>
+              <w:instrText xml:space="preserve"> PAGEREF _Toc226755970 \h </w:instrText>
             </w:r>
             <w:r>
               <w:rPr>
@@ -448,7 +482,7 @@
               <w14:ligatures w14:val="standardContextual"/>
             </w:rPr>
           </w:pPr>
-          <w:hyperlink w:anchor="_Toc226752869" w:history="1">
+          <w:hyperlink w:anchor="_Toc226755971" w:history="1">
             <w:r>
               <w:rPr>
                 <w:rStyle w:val="Hyperlink"/>
@@ -476,7 +510,7 @@
                 <w:noProof/>
                 <w:webHidden/>
               </w:rPr>
-              <w:instrText xml:space="preserve"> PAGEREF _Toc226752869 \h </w:instrText>
+              <w:instrText xml:space="preserve"> PAGEREF _Toc226755971 \h </w:instrText>
             </w:r>
             <w:r>
               <w:rPr>
@@ -523,14 +557,14 @@
               <w14:ligatures w14:val="standardContextual"/>
             </w:rPr>
           </w:pPr>
-          <w:hyperlink w:anchor="_Toc226752870" w:history="1">
+          <w:hyperlink w:anchor="_Toc226755972" w:history="1">
             <w:r>
               <w:rPr>
                 <w:rStyle w:val="Hyperlink"/>
                 <w:rFonts w:ascii="Arial" w:hAnsi="Arial" w:cs="Arial"/>
                 <w:noProof/>
               </w:rPr>
-              <w:t>House Rules</w:t>
+              <w:t>Entertainment and Smart TVs</w:t>
             </w:r>
             <w:r>
               <w:rPr>
@@ -551,7 +585,7 @@
                 <w:noProof/>
                 <w:webHidden/>
               </w:rPr>
-              <w:instrText xml:space="preserve"> PAGEREF _Toc226752870 \h </w:instrText>
+              <w:instrText xml:space="preserve"> PAGEREF _Toc226755972 \h </w:instrText>
             </w:r>
             <w:r>
               <w:rPr>
@@ -598,14 +632,14 @@
               <w14:ligatures w14:val="standardContextual"/>
             </w:rPr>
           </w:pPr>
-          <w:hyperlink w:anchor="_Toc226752871" w:history="1">
+          <w:hyperlink w:anchor="_Toc226755973" w:history="1">
             <w:r>
               <w:rPr>
                 <w:rStyle w:val="Hyperlink"/>
                 <w:rFonts w:ascii="Arial" w:hAnsi="Arial" w:cs="Arial"/>
                 <w:noProof/>
               </w:rPr>
-              <w:t>Hot Tub Guidelines</w:t>
+              <w:t>Kitchen and Appliances</w:t>
             </w:r>
             <w:r>
               <w:rPr>
@@ -626,7 +660,7 @@
                 <w:noProof/>
                 <w:webHidden/>
               </w:rPr>
-              <w:instrText xml:space="preserve"> PAGEREF _Toc226752871 \h </w:instrText>
+              <w:instrText xml:space="preserve"> PAGEREF _Toc226755973 \h </w:instrText>
             </w:r>
             <w:r>
               <w:rPr>
@@ -673,14 +707,14 @@
               <w14:ligatures w14:val="standardContextual"/>
             </w:rPr>
           </w:pPr>
-          <w:hyperlink w:anchor="_Toc226752872" w:history="1">
+          <w:hyperlink w:anchor="_Toc226755974" w:history="1">
             <w:r>
               <w:rPr>
                 <w:rStyle w:val="Hyperlink"/>
                 <w:rFonts w:ascii="Arial" w:hAnsi="Arial" w:cs="Arial"/>
                 <w:noProof/>
               </w:rPr>
-              <w:t>Trash and Outdoor Care</w:t>
+              <w:t>Climate Control</w:t>
             </w:r>
             <w:r>
               <w:rPr>
@@ -701,7 +735,7 @@
                 <w:noProof/>
                 <w:webHidden/>
               </w:rPr>
-              <w:instrText xml:space="preserve"> PAGEREF _Toc226752872 \h </w:instrText>
+              <w:instrText xml:space="preserve"> PAGEREF _Toc226755974 \h </w:instrText>
             </w:r>
             <w:r>
               <w:rPr>
@@ -748,14 +782,14 @@
               <w14:ligatures w14:val="standardContextual"/>
             </w:rPr>
           </w:pPr>
-          <w:hyperlink w:anchor="_Toc226752873" w:history="1">
+          <w:hyperlink w:anchor="_Toc226755975" w:history="1">
             <w:r>
               <w:rPr>
                 <w:rStyle w:val="Hyperlink"/>
                 <w:rFonts w:ascii="Arial" w:hAnsi="Arial" w:cs="Arial"/>
                 <w:noProof/>
               </w:rPr>
-              <w:t>Wildlife, Pond, and Exploring</w:t>
+              <w:t>House Rules</w:t>
             </w:r>
             <w:r>
               <w:rPr>
@@ -776,7 +810,7 @@
                 <w:noProof/>
                 <w:webHidden/>
               </w:rPr>
-              <w:instrText xml:space="preserve"> PAGEREF _Toc226752873 \h </w:instrText>
+              <w:instrText xml:space="preserve"> PAGEREF _Toc226755975 \h </w:instrText>
             </w:r>
             <w:r>
               <w:rPr>
@@ -796,7 +830,7 @@
                 <w:noProof/>
                 <w:webHidden/>
               </w:rPr>
-              <w:t>4</w:t>
+              <w:t>5</w:t>
             </w:r>
             <w:r>
               <w:rPr>
@@ -823,14 +857,14 @@
               <w14:ligatures w14:val="standardContextual"/>
             </w:rPr>
           </w:pPr>
-          <w:hyperlink w:anchor="_Toc226752874" w:history="1">
+          <w:hyperlink w:anchor="_Toc226755976" w:history="1">
             <w:r>
               <w:rPr>
                 <w:rStyle w:val="Hyperlink"/>
                 <w:rFonts w:ascii="Arial" w:hAnsi="Arial" w:cs="Arial"/>
                 <w:noProof/>
               </w:rPr>
-              <w:t>Outdoor Fires</w:t>
+              <w:t>Hot Tub Guidelines</w:t>
             </w:r>
             <w:r>
               <w:rPr>
@@ -851,7 +885,7 @@
                 <w:noProof/>
                 <w:webHidden/>
               </w:rPr>
-              <w:instrText xml:space="preserve"> PAGEREF _Toc226752874 \h </w:instrText>
+              <w:instrText xml:space="preserve"> PAGEREF _Toc226755976 \h </w:instrText>
             </w:r>
             <w:r>
               <w:rPr>
@@ -898,14 +932,14 @@
               <w14:ligatures w14:val="standardContextual"/>
             </w:rPr>
           </w:pPr>
-          <w:hyperlink w:anchor="_Toc226752875" w:history="1">
+          <w:hyperlink w:anchor="_Toc226755977" w:history="1">
             <w:r>
               <w:rPr>
                 <w:rStyle w:val="Hyperlink"/>
                 <w:rFonts w:ascii="Arial" w:hAnsi="Arial" w:cs="Arial"/>
                 <w:noProof/>
               </w:rPr>
-              <w:t>A Few Helpful Notes</w:t>
+              <w:t>Laundry</w:t>
             </w:r>
             <w:r>
               <w:rPr>
@@ -926,7 +960,7 @@
                 <w:noProof/>
                 <w:webHidden/>
               </w:rPr>
-              <w:instrText xml:space="preserve"> PAGEREF _Toc226752875 \h </w:instrText>
+              <w:instrText xml:space="preserve"> PAGEREF _Toc226755977 \h </w:instrText>
             </w:r>
             <w:r>
               <w:rPr>
@@ -946,7 +980,7 @@
                 <w:noProof/>
                 <w:webHidden/>
               </w:rPr>
-              <w:t>5</w:t>
+              <w:t>6</w:t>
             </w:r>
             <w:r>
               <w:rPr>
@@ -973,14 +1007,14 @@
               <w14:ligatures w14:val="standardContextual"/>
             </w:rPr>
           </w:pPr>
-          <w:hyperlink w:anchor="_Toc226752876" w:history="1">
+          <w:hyperlink w:anchor="_Toc226755978" w:history="1">
             <w:r>
               <w:rPr>
                 <w:rStyle w:val="Hyperlink"/>
                 <w:rFonts w:ascii="Arial" w:hAnsi="Arial" w:cs="Arial"/>
                 <w:noProof/>
               </w:rPr>
-              <w:t>Checkout</w:t>
+              <w:t>Trash and Outdoor Care</w:t>
             </w:r>
             <w:r>
               <w:rPr>
@@ -1001,7 +1035,7 @@
                 <w:noProof/>
                 <w:webHidden/>
               </w:rPr>
-              <w:instrText xml:space="preserve"> PAGEREF _Toc226752876 \h </w:instrText>
+              <w:instrText xml:space="preserve"> PAGEREF _Toc226755978 \h </w:instrText>
             </w:r>
             <w:r>
               <w:rPr>
@@ -1021,7 +1055,7 @@
                 <w:noProof/>
                 <w:webHidden/>
               </w:rPr>
-              <w:t>5</w:t>
+              <w:t>6</w:t>
             </w:r>
             <w:r>
               <w:rPr>
@@ -1048,14 +1082,14 @@
               <w14:ligatures w14:val="standardContextual"/>
             </w:rPr>
           </w:pPr>
-          <w:hyperlink w:anchor="_Toc226752877" w:history="1">
+          <w:hyperlink w:anchor="_Toc226755979" w:history="1">
             <w:r>
               <w:rPr>
                 <w:rStyle w:val="Hyperlink"/>
                 <w:rFonts w:ascii="Arial" w:hAnsi="Arial" w:cs="Arial"/>
                 <w:noProof/>
               </w:rPr>
-              <w:t>Nearby Ideas</w:t>
+              <w:t>Septic-Safe Home</w:t>
             </w:r>
             <w:r>
               <w:rPr>
@@ -1076,7 +1110,7 @@
                 <w:noProof/>
                 <w:webHidden/>
               </w:rPr>
-              <w:instrText xml:space="preserve"> PAGEREF _Toc226752877 \h </w:instrText>
+              <w:instrText xml:space="preserve"> PAGEREF _Toc226755979 \h </w:instrText>
             </w:r>
             <w:r>
               <w:rPr>
@@ -1123,14 +1157,14 @@
               <w14:ligatures w14:val="standardContextual"/>
             </w:rPr>
           </w:pPr>
-          <w:hyperlink w:anchor="_Toc226752878" w:history="1">
+          <w:hyperlink w:anchor="_Toc226755980" w:history="1">
             <w:r>
               <w:rPr>
                 <w:rStyle w:val="Hyperlink"/>
                 <w:rFonts w:ascii="Arial" w:hAnsi="Arial" w:cs="Arial"/>
                 <w:noProof/>
               </w:rPr>
-              <w:t>Host Notes and Recommendations</w:t>
+              <w:t>Wildlife, Pond, and Exploring</w:t>
             </w:r>
             <w:r>
               <w:rPr>
@@ -1151,7 +1185,7 @@
                 <w:noProof/>
                 <w:webHidden/>
               </w:rPr>
-              <w:instrText xml:space="preserve"> PAGEREF _Toc226752878 \h </w:instrText>
+              <w:instrText xml:space="preserve"> PAGEREF _Toc226755980 \h </w:instrText>
             </w:r>
             <w:r>
               <w:rPr>
@@ -1171,7 +1205,7 @@
                 <w:noProof/>
                 <w:webHidden/>
               </w:rPr>
-              <w:t>6</w:t>
+              <w:t>7</w:t>
             </w:r>
             <w:r>
               <w:rPr>
@@ -1198,13 +1232,388 @@
               <w14:ligatures w14:val="standardContextual"/>
             </w:rPr>
           </w:pPr>
-          <w:hyperlink w:anchor="_Toc226752879" w:history="1">
+          <w:hyperlink w:anchor="_Toc226755981" w:history="1">
             <w:r>
               <w:rPr>
                 <w:rStyle w:val="Hyperlink"/>
                 <w:rFonts w:ascii="Arial" w:hAnsi="Arial" w:cs="Arial"/>
                 <w:noProof/>
               </w:rPr>
+              <w:t>Outdoor Fires</w:t>
+            </w:r>
+            <w:r>
+              <w:rPr>
+                <w:noProof/>
+                <w:webHidden/>
+              </w:rPr>
+              <w:tab/>
+            </w:r>
+            <w:r>
+              <w:rPr>
+                <w:noProof/>
+                <w:webHidden/>
+              </w:rPr>
+              <w:fldChar w:fldCharType="begin"/>
+            </w:r>
+            <w:r>
+              <w:rPr>
+                <w:noProof/>
+                <w:webHidden/>
+              </w:rPr>
+              <w:instrText xml:space="preserve"> PAGEREF _Toc226755981 \h </w:instrText>
+            </w:r>
+            <w:r>
+              <w:rPr>
+                <w:noProof/>
+                <w:webHidden/>
+              </w:rPr>
+            </w:r>
+            <w:r>
+              <w:rPr>
+                <w:noProof/>
+                <w:webHidden/>
+              </w:rPr>
+              <w:fldChar w:fldCharType="separate"/>
+            </w:r>
+            <w:r>
+              <w:rPr>
+                <w:noProof/>
+                <w:webHidden/>
+              </w:rPr>
+              <w:t>7</w:t>
+            </w:r>
+            <w:r>
+              <w:rPr>
+                <w:noProof/>
+                <w:webHidden/>
+              </w:rPr>
+              <w:fldChar w:fldCharType="end"/>
+            </w:r>
+          </w:hyperlink>
+        </w:p>
+        <w:p>
+          <w:pPr>
+            <w:pStyle w:val="TOC1"/>
+            <w:tabs>
+              <w:tab w:val="right" w:leader="dot" w:pos="9926"/>
+            </w:tabs>
+            <w:rPr>
+              <w:b w:val="0"/>
+              <w:bCs w:val="0"/>
+              <w:i w:val="0"/>
+              <w:iCs w:val="0"/>
+              <w:noProof/>
+              <w:kern w:val="2"/>
+              <w14:ligatures w14:val="standardContextual"/>
+            </w:rPr>
+          </w:pPr>
+          <w:hyperlink w:anchor="_Toc226755982" w:history="1">
+            <w:r>
+              <w:rPr>
+                <w:rStyle w:val="Hyperlink"/>
+                <w:rFonts w:ascii="Arial" w:hAnsi="Arial" w:cs="Arial"/>
+                <w:noProof/>
+              </w:rPr>
+              <w:t>A Few Helpful Notes</w:t>
+            </w:r>
+            <w:r>
+              <w:rPr>
+                <w:noProof/>
+                <w:webHidden/>
+              </w:rPr>
+              <w:tab/>
+            </w:r>
+            <w:r>
+              <w:rPr>
+                <w:noProof/>
+                <w:webHidden/>
+              </w:rPr>
+              <w:fldChar w:fldCharType="begin"/>
+            </w:r>
+            <w:r>
+              <w:rPr>
+                <w:noProof/>
+                <w:webHidden/>
+              </w:rPr>
+              <w:instrText xml:space="preserve"> PAGEREF _Toc226755982 \h </w:instrText>
+            </w:r>
+            <w:r>
+              <w:rPr>
+                <w:noProof/>
+                <w:webHidden/>
+              </w:rPr>
+            </w:r>
+            <w:r>
+              <w:rPr>
+                <w:noProof/>
+                <w:webHidden/>
+              </w:rPr>
+              <w:fldChar w:fldCharType="separate"/>
+            </w:r>
+            <w:r>
+              <w:rPr>
+                <w:noProof/>
+                <w:webHidden/>
+              </w:rPr>
+              <w:t>8</w:t>
+            </w:r>
+            <w:r>
+              <w:rPr>
+                <w:noProof/>
+                <w:webHidden/>
+              </w:rPr>
+              <w:fldChar w:fldCharType="end"/>
+            </w:r>
+          </w:hyperlink>
+        </w:p>
+        <w:p>
+          <w:pPr>
+            <w:pStyle w:val="TOC1"/>
+            <w:tabs>
+              <w:tab w:val="right" w:leader="dot" w:pos="9926"/>
+            </w:tabs>
+            <w:rPr>
+              <w:b w:val="0"/>
+              <w:bCs w:val="0"/>
+              <w:i w:val="0"/>
+              <w:iCs w:val="0"/>
+              <w:noProof/>
+              <w:kern w:val="2"/>
+              <w14:ligatures w14:val="standardContextual"/>
+            </w:rPr>
+          </w:pPr>
+          <w:hyperlink w:anchor="_Toc226755983" w:history="1">
+            <w:r>
+              <w:rPr>
+                <w:rStyle w:val="Hyperlink"/>
+                <w:rFonts w:ascii="Arial" w:hAnsi="Arial" w:cs="Arial"/>
+                <w:noProof/>
+              </w:rPr>
+              <w:t>Checkout</w:t>
+            </w:r>
+            <w:r>
+              <w:rPr>
+                <w:noProof/>
+                <w:webHidden/>
+              </w:rPr>
+              <w:tab/>
+            </w:r>
+            <w:r>
+              <w:rPr>
+                <w:noProof/>
+                <w:webHidden/>
+              </w:rPr>
+              <w:fldChar w:fldCharType="begin"/>
+            </w:r>
+            <w:r>
+              <w:rPr>
+                <w:noProof/>
+                <w:webHidden/>
+              </w:rPr>
+              <w:instrText xml:space="preserve"> PAGEREF _Toc226755983 \h </w:instrText>
+            </w:r>
+            <w:r>
+              <w:rPr>
+                <w:noProof/>
+                <w:webHidden/>
+              </w:rPr>
+            </w:r>
+            <w:r>
+              <w:rPr>
+                <w:noProof/>
+                <w:webHidden/>
+              </w:rPr>
+              <w:fldChar w:fldCharType="separate"/>
+            </w:r>
+            <w:r>
+              <w:rPr>
+                <w:noProof/>
+                <w:webHidden/>
+              </w:rPr>
+              <w:t>9</w:t>
+            </w:r>
+            <w:r>
+              <w:rPr>
+                <w:noProof/>
+                <w:webHidden/>
+              </w:rPr>
+              <w:fldChar w:fldCharType="end"/>
+            </w:r>
+          </w:hyperlink>
+        </w:p>
+        <w:p>
+          <w:pPr>
+            <w:pStyle w:val="TOC1"/>
+            <w:tabs>
+              <w:tab w:val="right" w:leader="dot" w:pos="9926"/>
+            </w:tabs>
+            <w:rPr>
+              <w:b w:val="0"/>
+              <w:bCs w:val="0"/>
+              <w:i w:val="0"/>
+              <w:iCs w:val="0"/>
+              <w:noProof/>
+              <w:kern w:val="2"/>
+              <w14:ligatures w14:val="standardContextual"/>
+            </w:rPr>
+          </w:pPr>
+          <w:hyperlink w:anchor="_Toc226755984" w:history="1">
+            <w:r>
+              <w:rPr>
+                <w:rStyle w:val="Hyperlink"/>
+                <w:rFonts w:ascii="Arial" w:hAnsi="Arial" w:cs="Arial"/>
+                <w:noProof/>
+              </w:rPr>
+              <w:t>Nearby Ideas</w:t>
+            </w:r>
+            <w:r>
+              <w:rPr>
+                <w:noProof/>
+                <w:webHidden/>
+              </w:rPr>
+              <w:tab/>
+            </w:r>
+            <w:r>
+              <w:rPr>
+                <w:noProof/>
+                <w:webHidden/>
+              </w:rPr>
+              <w:fldChar w:fldCharType="begin"/>
+            </w:r>
+            <w:r>
+              <w:rPr>
+                <w:noProof/>
+                <w:webHidden/>
+              </w:rPr>
+              <w:instrText xml:space="preserve"> PAGEREF _Toc226755984 \h </w:instrText>
+            </w:r>
+            <w:r>
+              <w:rPr>
+                <w:noProof/>
+                <w:webHidden/>
+              </w:rPr>
+            </w:r>
+            <w:r>
+              <w:rPr>
+                <w:noProof/>
+                <w:webHidden/>
+              </w:rPr>
+              <w:fldChar w:fldCharType="separate"/>
+            </w:r>
+            <w:r>
+              <w:rPr>
+                <w:noProof/>
+                <w:webHidden/>
+              </w:rPr>
+              <w:t>10</w:t>
+            </w:r>
+            <w:r>
+              <w:rPr>
+                <w:noProof/>
+                <w:webHidden/>
+              </w:rPr>
+              <w:fldChar w:fldCharType="end"/>
+            </w:r>
+          </w:hyperlink>
+        </w:p>
+        <w:p>
+          <w:pPr>
+            <w:pStyle w:val="TOC1"/>
+            <w:tabs>
+              <w:tab w:val="right" w:leader="dot" w:pos="9926"/>
+            </w:tabs>
+            <w:rPr>
+              <w:b w:val="0"/>
+              <w:bCs w:val="0"/>
+              <w:i w:val="0"/>
+              <w:iCs w:val="0"/>
+              <w:noProof/>
+              <w:kern w:val="2"/>
+              <w14:ligatures w14:val="standardContextual"/>
+            </w:rPr>
+          </w:pPr>
+          <w:hyperlink w:anchor="_Toc226755985" w:history="1">
+            <w:r>
+              <w:rPr>
+                <w:rStyle w:val="Hyperlink"/>
+                <w:rFonts w:ascii="Arial" w:hAnsi="Arial" w:cs="Arial"/>
+                <w:noProof/>
+              </w:rPr>
+              <w:t>Host Notes and Recommendations</w:t>
+            </w:r>
+            <w:r>
+              <w:rPr>
+                <w:noProof/>
+                <w:webHidden/>
+              </w:rPr>
+              <w:tab/>
+            </w:r>
+            <w:r>
+              <w:rPr>
+                <w:noProof/>
+                <w:webHidden/>
+              </w:rPr>
+              <w:fldChar w:fldCharType="begin"/>
+            </w:r>
+            <w:r>
+              <w:rPr>
+                <w:noProof/>
+                <w:webHidden/>
+              </w:rPr>
+              <w:instrText xml:space="preserve"> PAGEREF _Toc226755985 \h </w:instrText>
+            </w:r>
+            <w:r>
+              <w:rPr>
+                <w:noProof/>
+                <w:webHidden/>
+              </w:rPr>
+            </w:r>
+            <w:r>
+              <w:rPr>
+                <w:noProof/>
+                <w:webHidden/>
+              </w:rPr>
+              <w:fldChar w:fldCharType="separate"/>
+            </w:r>
+            <w:r>
+              <w:rPr>
+                <w:noProof/>
+                <w:webHidden/>
+              </w:rPr>
+              <w:t>10</w:t>
+            </w:r>
+            <w:r>
+              <w:rPr>
+                <w:noProof/>
+                <w:webHidden/>
+              </w:rPr>
+              <w:fldChar w:fldCharType="end"/>
+            </w:r>
+          </w:hyperlink>
+        </w:p>
+        <w:p>
+          <w:pPr>
+            <w:pStyle w:val="TOC1"/>
+            <w:tabs>
+              <w:tab w:val="right" w:leader="dot" w:pos="9926"/>
+            </w:tabs>
+            <w:rPr>
+              <w:b w:val="0"/>
+              <w:bCs w:val="0"/>
+              <w:i w:val="0"/>
+              <w:iCs w:val="0"/>
+              <w:noProof/>
+              <w:kern w:val="2"/>
+              <w14:ligatures w14:val="standardContextual"/>
+            </w:rPr>
+          </w:pPr>
+          <w:hyperlink w:anchor="_Toc226755986" w:history="1">
+            <w:r>
+              <w:rPr>
+                <w:rStyle w:val="Hyperlink"/>
+                <w:rFonts w:ascii="Arial" w:hAnsi="Arial" w:cs="Arial"/>
+                <w:noProof/>
+              </w:rPr>
               <w:t>Guest Notes and Recommendations</w:t>
             </w:r>
             <w:r>
@@ -1226,7 +1635,7 @@
                 <w:noProof/>
                 <w:webHidden/>
               </w:rPr>
-              <w:instrText xml:space="preserve"> PAGEREF _Toc226752879 \h </w:instrText>
+              <w:instrText xml:space="preserve"> PAGEREF _Toc226755986 \h </w:instrText>
             </w:r>
             <w:r>
               <w:rPr>
@@ -1246,7 +1655,7 @@
                 <w:noProof/>
                 <w:webHidden/>
               </w:rPr>
-              <w:t>7</w:t>
+              <w:t>11</w:t>
             </w:r>
             <w:r>
               <w:rPr>
@@ -1277,59 +1686,12 @@
     </w:sdt>
     <w:p>
       <w:pPr>
-        <w:spacing w:after="200" w:line="276" w:lineRule="auto"/>
-        <w:rPr>
-          <w:rFonts w:ascii="Arial" w:hAnsi="Arial" w:cs="Arial"/>
-        </w:rPr>
-      </w:pPr>
-    </w:p>
-    <w:p>
-      <w:pPr>
-        <w:jc w:val="center"/>
-        <w:rPr>
-          <w:rFonts w:ascii="Arial" w:hAnsi="Arial" w:cs="Arial"/>
-        </w:rPr>
-      </w:pPr>
-    </w:p>
-    <w:p>
-      <w:pPr>
-        <w:jc w:val="center"/>
-        <w:rPr>
-          <w:rFonts w:ascii="Arial" w:hAnsi="Arial" w:cs="Arial"/>
-        </w:rPr>
-      </w:pPr>
-    </w:p>
-    <w:p>
-      <w:pPr>
-        <w:jc w:val="center"/>
-        <w:rPr>
-          <w:rFonts w:ascii="Arial" w:hAnsi="Arial" w:cs="Arial"/>
-        </w:rPr>
-      </w:pPr>
-    </w:p>
-    <w:p>
-      <w:pPr>
-        <w:jc w:val="center"/>
-        <w:rPr>
-          <w:rFonts w:ascii="Arial" w:hAnsi="Arial" w:cs="Arial"/>
-        </w:rPr>
-      </w:pPr>
-    </w:p>
-    <w:p>
-      <w:pPr>
-        <w:rPr>
-          <w:rFonts w:ascii="Arial" w:hAnsi="Arial" w:cs="Arial"/>
-        </w:rPr>
-      </w:pPr>
-    </w:p>
-    <w:p>
-      <w:pPr>
         <w:pStyle w:val="Heading1"/>
         <w:rPr>
           <w:rFonts w:ascii="Arial" w:hAnsi="Arial" w:cs="Arial"/>
         </w:rPr>
       </w:pPr>
-      <w:bookmarkStart w:id="0" w:name="_Toc226752866"/>
+      <w:bookmarkStart w:id="0" w:name="_Toc226755968"/>
       <w:r>
         <w:rPr>
           <w:rFonts w:ascii="Arial" w:hAnsi="Arial" w:cs="Arial"/>
@@ -1731,13 +2093,7 @@
               <w:rPr>
                 <w:rFonts w:ascii="Arial" w:hAnsi="Arial" w:cs="Arial"/>
               </w:rPr>
-              <w:t>L</w:t>
-            </w:r>
-            <w:r>
-              <w:rPr>
-                <w:rFonts w:ascii="Arial" w:hAnsi="Arial" w:cs="Arial"/>
-              </w:rPr>
-              <w:t>ocal contact / caretaker: ____________________</w:t>
+              <w:t>Local contact / caretaker: ____________________</w:t>
             </w:r>
           </w:p>
         </w:tc>
@@ -1761,92 +2117,31 @@
     </w:p>
     <w:p>
       <w:pPr>
-        <w:pStyle w:val="Heading1"/>
-        <w:rPr>
-          <w:rFonts w:ascii="Arial" w:hAnsi="Arial" w:cs="Arial"/>
-        </w:rPr>
-      </w:pPr>
+        <w:spacing w:after="200" w:line="276" w:lineRule="auto"/>
+        <w:rPr>
+          <w:rFonts w:ascii="Arial" w:eastAsiaTheme="majorEastAsia" w:hAnsi="Arial" w:cs="Arial"/>
+          <w:b/>
+          <w:bCs/>
+          <w:color w:val="7A251C"/>
+          <w:sz w:val="30"/>
+          <w:szCs w:val="28"/>
+        </w:rPr>
+      </w:pPr>
+      <w:r>
+        <w:rPr>
+          <w:rFonts w:ascii="Arial" w:hAnsi="Arial" w:cs="Arial"/>
+        </w:rPr>
+        <w:br w:type="page"/>
+      </w:r>
     </w:p>
     <w:p>
       <w:pPr>
-        <w:rPr>
-          <w:rFonts w:ascii="Arial" w:hAnsi="Arial" w:cs="Arial"/>
-        </w:rPr>
-      </w:pPr>
-    </w:p>
-    <w:p>
-      <w:pPr>
         <w:pStyle w:val="Heading1"/>
         <w:rPr>
           <w:rFonts w:ascii="Arial" w:hAnsi="Arial" w:cs="Arial"/>
         </w:rPr>
       </w:pPr>
-    </w:p>
-    <w:p>
-      <w:pPr>
-        <w:pStyle w:val="Heading1"/>
-        <w:rPr>
-          <w:rFonts w:ascii="Arial" w:hAnsi="Arial" w:cs="Arial"/>
-        </w:rPr>
-      </w:pPr>
-    </w:p>
-    <w:p>
-      <w:pPr>
-        <w:rPr>
-          <w:rFonts w:ascii="Arial" w:hAnsi="Arial" w:cs="Arial"/>
-        </w:rPr>
-      </w:pPr>
-    </w:p>
-    <w:p>
-      <w:pPr>
-        <w:rPr>
-          <w:rFonts w:ascii="Arial" w:hAnsi="Arial" w:cs="Arial"/>
-        </w:rPr>
-      </w:pPr>
-    </w:p>
-    <w:p>
-      <w:pPr>
-        <w:rPr>
-          <w:rFonts w:ascii="Arial" w:hAnsi="Arial" w:cs="Arial"/>
-        </w:rPr>
-      </w:pPr>
-    </w:p>
-    <w:p>
-      <w:pPr>
-        <w:rPr>
-          <w:rFonts w:ascii="Arial" w:hAnsi="Arial" w:cs="Arial"/>
-        </w:rPr>
-      </w:pPr>
-    </w:p>
-    <w:p>
-      <w:pPr>
-        <w:rPr>
-          <w:rFonts w:ascii="Arial" w:hAnsi="Arial" w:cs="Arial"/>
-        </w:rPr>
-      </w:pPr>
-    </w:p>
-    <w:p>
-      <w:pPr>
-        <w:rPr>
-          <w:rFonts w:ascii="Arial" w:hAnsi="Arial" w:cs="Arial"/>
-        </w:rPr>
-      </w:pPr>
-    </w:p>
-    <w:p>
-      <w:pPr>
-        <w:rPr>
-          <w:rFonts w:ascii="Arial" w:hAnsi="Arial" w:cs="Arial"/>
-        </w:rPr>
-      </w:pPr>
-    </w:p>
-    <w:p>
-      <w:pPr>
-        <w:pStyle w:val="Heading1"/>
-        <w:rPr>
-          <w:rFonts w:ascii="Arial" w:hAnsi="Arial" w:cs="Arial"/>
-        </w:rPr>
-      </w:pPr>
-      <w:bookmarkStart w:id="1" w:name="_Toc226752867"/>
+      <w:bookmarkStart w:id="1" w:name="_Toc226755969"/>
       <w:r>
         <w:rPr>
           <w:rFonts w:ascii="Arial" w:hAnsi="Arial" w:cs="Arial"/>
@@ -1931,7 +2226,7 @@
           <w:rFonts w:ascii="Arial" w:hAnsi="Arial" w:cs="Arial"/>
         </w:rPr>
       </w:pPr>
-      <w:bookmarkStart w:id="2" w:name="_Toc226752868"/>
+      <w:bookmarkStart w:id="2" w:name="_Toc226755970"/>
       <w:r>
         <w:rPr>
           <w:rFonts w:ascii="Arial" w:hAnsi="Arial" w:cs="Arial"/>
@@ -2016,7 +2311,7 @@
           <w:rFonts w:ascii="Arial" w:hAnsi="Arial" w:cs="Arial"/>
         </w:rPr>
       </w:pPr>
-      <w:bookmarkStart w:id="3" w:name="_Toc226752869"/>
+      <w:bookmarkStart w:id="3" w:name="_Toc226755971"/>
       <w:r>
         <w:rPr>
           <w:rFonts w:ascii="Arial" w:hAnsi="Arial" w:cs="Arial"/>
@@ -2039,7 +2334,33 @@
           <w:sz w:val="24"/>
           <w:szCs w:val="28"/>
         </w:rPr>
-        <w:t>Starlink internet is provided for guests. Please write the current network name and password in the Quick Info section at the front of this guide.</w:t>
+        <w:t>Starlink internet is provided for guests.</w:t>
+      </w:r>
+      <w:r>
+        <w:rPr>
+          <w:rFonts w:ascii="Arial" w:hAnsi="Arial" w:cs="Arial"/>
+          <w:sz w:val="24"/>
+          <w:szCs w:val="28"/>
+        </w:rPr>
+        <w:t xml:space="preserve"> It’s very fast! If you have any </w:t>
+      </w:r>
+      <w:proofErr w:type="gramStart"/>
+      <w:r>
+        <w:rPr>
+          <w:rFonts w:ascii="Arial" w:hAnsi="Arial" w:cs="Arial"/>
+          <w:sz w:val="24"/>
+          <w:szCs w:val="28"/>
+        </w:rPr>
+        <w:t>issues</w:t>
+      </w:r>
+      <w:proofErr w:type="gramEnd"/>
+      <w:r>
+        <w:rPr>
+          <w:rFonts w:ascii="Arial" w:hAnsi="Arial" w:cs="Arial"/>
+          <w:sz w:val="24"/>
+          <w:szCs w:val="28"/>
+        </w:rPr>
+        <w:t xml:space="preserve"> please let us know and we will call Elon to get it fixed. In all seriousness, we have not had any issues but it’s possible that certain weather could cause temporary outages.</w:t>
       </w:r>
     </w:p>
     <w:p>
@@ -2091,17 +2412,34 @@
     </w:p>
     <w:p>
       <w:pPr>
+        <w:pStyle w:val="Heading1"/>
         <w:spacing w:after="200" w:line="276" w:lineRule="auto"/>
         <w:rPr>
           <w:rFonts w:ascii="Arial" w:hAnsi="Arial" w:cs="Arial"/>
         </w:rPr>
-        <w:pStyle w:val="Heading1"/>
-      </w:pPr>
+      </w:pPr>
+      <w:bookmarkStart w:id="4" w:name="_Toc226755972"/>
       <w:r>
         <w:rPr>
           <w:rFonts w:ascii="Arial" w:hAnsi="Arial" w:cs="Arial"/>
         </w:rPr>
-        <w:t xml:space="preserve">Arriving and Getting In</w:t>
+        <w:lastRenderedPageBreak/>
+        <w:t>Entertainment and Smart TVs</w:t>
+      </w:r>
+      <w:bookmarkEnd w:id="4"/>
+    </w:p>
+    <w:p>
+      <w:pPr>
+        <w:spacing w:after="200" w:line="276" w:lineRule="auto"/>
+        <w:rPr>
+          <w:rFonts w:ascii="Arial" w:hAnsi="Arial" w:cs="Arial"/>
+        </w:rPr>
+      </w:pPr>
+      <w:r>
+        <w:rPr>
+          <w:rFonts w:ascii="Arial" w:hAnsi="Arial" w:cs="Arial"/>
+        </w:rPr>
+        <w:t>Each room has a Smart TV with access to popular streaming apps including Netflix, Hulu, and Amazon Prime.</w:t>
       </w:r>
     </w:p>
     <w:p>
@@ -2110,13 +2448,12 @@
         <w:rPr>
           <w:rFonts w:ascii="Arial" w:hAnsi="Arial" w:cs="Arial"/>
         </w:rPr>
-        <w:pStyle w:val="Normal"/>
       </w:pPr>
       <w:r>
         <w:rPr>
           <w:rFonts w:ascii="Arial" w:hAnsi="Arial" w:cs="Arial"/>
         </w:rPr>
-        <w:t xml:space="preserve">Your check-in instructions, including the door code or lockbox details, will be sent to you via the booking platform before your arrival.</w:t>
+        <w:t>You can log in to your own streaming accounts. Please remember to log out before checkout.</w:t>
       </w:r>
     </w:p>
     <w:p>
@@ -2125,103 +2462,190 @@
         <w:rPr>
           <w:rFonts w:ascii="Arial" w:hAnsi="Arial" w:cs="Arial"/>
         </w:rPr>
-        <w:pStyle w:val="Normal"/>
       </w:pPr>
       <w:r>
         <w:rPr>
           <w:rFonts w:ascii="Arial" w:hAnsi="Arial" w:cs="Arial"/>
         </w:rPr>
-        <w:t xml:space="preserve">If you have trouble getting in or need early check-in, please contact the host and we will do our best to accommodate.</w:t>
+        <w:t>To cast from your phone or laptop, connect to the same Starlink WiFi network and use the built-in casting feature on the TV.</w:t>
       </w:r>
     </w:p>
     <w:p>
       <w:pPr>
+        <w:pStyle w:val="Heading1"/>
         <w:spacing w:after="200" w:line="276" w:lineRule="auto"/>
         <w:rPr>
           <w:rFonts w:ascii="Arial" w:hAnsi="Arial" w:cs="Arial"/>
         </w:rPr>
-        <w:pStyle w:val="Heading1"/>
-      </w:pPr>
+      </w:pPr>
+      <w:bookmarkStart w:id="5" w:name="_Toc226755973"/>
       <w:r>
         <w:rPr>
           <w:rFonts w:ascii="Arial" w:hAnsi="Arial" w:cs="Arial"/>
         </w:rPr>
-        <w:t xml:space="preserve">Entertainment and Smart TVs</w:t>
+        <w:t>Kitchen and Appliances</w:t>
+      </w:r>
+      <w:bookmarkEnd w:id="5"/>
+    </w:p>
+    <w:p>
+      <w:pPr>
+        <w:spacing w:after="200" w:line="240" w:lineRule="auto"/>
+        <w:rPr>
+          <w:rFonts w:ascii="Arial" w:hAnsi="Arial" w:cs="Arial"/>
+        </w:rPr>
+      </w:pPr>
+      <w:r>
+        <w:rPr>
+          <w:rFonts w:ascii="Arial" w:hAnsi="Arial" w:cs="Arial"/>
+        </w:rPr>
+        <w:t>The kitchen is fully equipped with a stove, oven, microwave, refrigerator, and dishwasher.</w:t>
       </w:r>
     </w:p>
     <w:p>
       <w:pPr>
-        <w:spacing w:after="200" w:line="276" w:lineRule="auto"/>
-        <w:rPr>
-          <w:rFonts w:ascii="Arial" w:hAnsi="Arial" w:cs="Arial"/>
-        </w:rPr>
-        <w:pStyle w:val="Normal"/>
+        <w:spacing w:after="200" w:line="240" w:lineRule="auto"/>
+        <w:rPr>
+          <w:rFonts w:ascii="Arial" w:hAnsi="Arial" w:cs="Arial"/>
+        </w:rPr>
       </w:pPr>
       <w:r>
         <w:rPr>
           <w:rFonts w:ascii="Arial" w:hAnsi="Arial" w:cs="Arial"/>
         </w:rPr>
-        <w:t xml:space="preserve">Each room has a Smart TV with access to popular streaming apps including Netflix, Hulu, and Amazon Prime.</w:t>
+        <w:t>A coffee maker is available on the counter. Filters</w:t>
+      </w:r>
+      <w:r>
+        <w:rPr>
+          <w:rFonts w:ascii="Arial" w:hAnsi="Arial" w:cs="Arial"/>
+        </w:rPr>
+        <w:t>, stevia,</w:t>
+      </w:r>
+      <w:r>
+        <w:rPr>
+          <w:rFonts w:ascii="Arial" w:hAnsi="Arial" w:cs="Arial"/>
+        </w:rPr>
+        <w:t xml:space="preserve"> and a small supply of coffee are provided.</w:t>
       </w:r>
     </w:p>
     <w:p>
       <w:pPr>
-        <w:spacing w:after="200" w:line="276" w:lineRule="auto"/>
-        <w:rPr>
-          <w:rFonts w:ascii="Arial" w:hAnsi="Arial" w:cs="Arial"/>
-        </w:rPr>
-        <w:pStyle w:val="Normal"/>
+        <w:spacing w:after="200" w:line="240" w:lineRule="auto"/>
+        <w:rPr>
+          <w:rFonts w:ascii="Arial" w:hAnsi="Arial" w:cs="Arial"/>
+        </w:rPr>
       </w:pPr>
       <w:r>
         <w:rPr>
           <w:rFonts w:ascii="Arial" w:hAnsi="Arial" w:cs="Arial"/>
         </w:rPr>
-        <w:t xml:space="preserve">You can log in to your own streaming accounts. Please remember to log out before checkout.</w:t>
+        <w:t>Basic cooking essentials such as oil, salt, pepper, and common spices are stocked for your convenience.</w:t>
       </w:r>
     </w:p>
     <w:p>
       <w:pPr>
-        <w:spacing w:after="200" w:line="276" w:lineRule="auto"/>
-        <w:rPr>
-          <w:rFonts w:ascii="Arial" w:hAnsi="Arial" w:cs="Arial"/>
-        </w:rPr>
-        <w:pStyle w:val="Normal"/>
+        <w:spacing w:after="200" w:line="240" w:lineRule="auto"/>
+        <w:rPr>
+          <w:rFonts w:ascii="Arial" w:hAnsi="Arial" w:cs="Arial"/>
+        </w:rPr>
       </w:pPr>
       <w:r>
         <w:rPr>
           <w:rFonts w:ascii="Arial" w:hAnsi="Arial" w:cs="Arial"/>
         </w:rPr>
-        <w:t xml:space="preserve">To cast from your phone or laptop, connect to the same Starlink WiFi network and use the built-in casting feature on the TV.</w:t>
+        <w:t>If you use the oven or stovetop, please clean up afterward and ensure all burners are turned off.</w:t>
       </w:r>
     </w:p>
     <w:p>
       <w:pPr>
-        <w:spacing w:after="200" w:line="276" w:lineRule="auto"/>
-        <w:rPr>
-          <w:rFonts w:ascii="Arial" w:hAnsi="Arial" w:cs="Arial"/>
-        </w:rPr>
-        <w:pStyle w:val="Heading1"/>
+        <w:spacing w:after="200" w:line="240" w:lineRule="auto"/>
+        <w:rPr>
+          <w:rFonts w:ascii="Arial" w:hAnsi="Arial" w:cs="Arial"/>
+        </w:rPr>
       </w:pPr>
       <w:r>
         <w:rPr>
           <w:rFonts w:ascii="Arial" w:hAnsi="Arial" w:cs="Arial"/>
         </w:rPr>
-        <w:t xml:space="preserve">Kitchen and Appliances</w:t>
+        <w:t>A filtered water dispenser is available in the kitchen for drinking</w:t>
+      </w:r>
+      <w:r>
+        <w:rPr>
+          <w:rFonts w:ascii="Arial" w:hAnsi="Arial" w:cs="Arial"/>
+        </w:rPr>
+        <w:t xml:space="preserve"> and</w:t>
+      </w:r>
+      <w:r>
+        <w:rPr>
+          <w:rFonts w:ascii="Arial" w:hAnsi="Arial" w:cs="Arial"/>
+        </w:rPr>
+        <w:t xml:space="preserve"> coffee. It provides clean, great-tasting filtered water — one of those small touches that makes a stay feel a little more like home. If you'd like hot or cold water, there are two switches on the back of the dispenser to turn those features on. Feel free to use them during your stay.</w:t>
       </w:r>
     </w:p>
     <w:p>
       <w:pPr>
+        <w:pStyle w:val="Heading1"/>
         <w:spacing w:after="200" w:line="276" w:lineRule="auto"/>
         <w:rPr>
           <w:rFonts w:ascii="Arial" w:hAnsi="Arial" w:cs="Arial"/>
         </w:rPr>
-        <w:pStyle w:val="Normal"/>
-      </w:pPr>
+      </w:pPr>
+      <w:bookmarkStart w:id="6" w:name="_Toc226755974"/>
       <w:r>
         <w:rPr>
           <w:rFonts w:ascii="Arial" w:hAnsi="Arial" w:cs="Arial"/>
         </w:rPr>
-        <w:t xml:space="preserve">The kitchen is fully equipped with a stove, oven, microwave, refrigerator, and dishwasher.</w:t>
+        <w:t>Climate Control</w:t>
+      </w:r>
+      <w:bookmarkEnd w:id="6"/>
+    </w:p>
+    <w:p>
+      <w:pPr>
+        <w:spacing w:after="200" w:line="276" w:lineRule="auto"/>
+        <w:rPr>
+          <w:rFonts w:ascii="Arial" w:hAnsi="Arial" w:cs="Arial"/>
+        </w:rPr>
+      </w:pPr>
+      <w:r>
+        <w:rPr>
+          <w:rFonts w:ascii="Arial" w:hAnsi="Arial" w:cs="Arial"/>
+        </w:rPr>
+        <w:t xml:space="preserve">The home has central air conditioning controlled by a thermostat </w:t>
+      </w:r>
+      <w:r>
+        <w:rPr>
+          <w:rFonts w:ascii="Arial" w:hAnsi="Arial" w:cs="Arial"/>
+        </w:rPr>
+        <w:t>by</w:t>
+      </w:r>
+      <w:r>
+        <w:rPr>
+          <w:rFonts w:ascii="Arial" w:hAnsi="Arial" w:cs="Arial"/>
+        </w:rPr>
+        <w:t xml:space="preserve"> the</w:t>
+      </w:r>
+      <w:r>
+        <w:rPr>
+          <w:rFonts w:ascii="Arial" w:hAnsi="Arial" w:cs="Arial"/>
+        </w:rPr>
+        <w:t xml:space="preserve"> front</w:t>
+      </w:r>
+      <w:r>
+        <w:rPr>
+          <w:rFonts w:ascii="Arial" w:hAnsi="Arial" w:cs="Arial"/>
+        </w:rPr>
+        <w:t xml:space="preserve"> </w:t>
+      </w:r>
+      <w:r>
+        <w:rPr>
+          <w:rFonts w:ascii="Arial" w:hAnsi="Arial" w:cs="Arial"/>
+        </w:rPr>
+        <w:t>entrance</w:t>
+      </w:r>
+      <w:r>
+        <w:rPr>
+          <w:rFonts w:ascii="Arial" w:hAnsi="Arial" w:cs="Arial"/>
+        </w:rPr>
+        <w:t>. Please set it to a comfortable temperature and avoid setting it below 68°F in summer.</w:t>
       </w:r>
     </w:p>
     <w:p>
@@ -2230,31 +2654,128 @@
         <w:rPr>
           <w:rFonts w:ascii="Arial" w:hAnsi="Arial" w:cs="Arial"/>
         </w:rPr>
-        <w:pStyle w:val="Normal"/>
       </w:pPr>
       <w:r>
         <w:rPr>
           <w:rFonts w:ascii="Arial" w:hAnsi="Arial" w:cs="Arial"/>
         </w:rPr>
-        <w:t xml:space="preserve">A coffee maker is available on the counter. Filters and a small supply of coffee are provided.</w:t>
+        <w:t xml:space="preserve">A propane heater is available in the living room for cooler evenings. Instructions </w:t>
+      </w:r>
+      <w:r>
+        <w:rPr>
+          <w:rFonts w:ascii="Arial" w:hAnsi="Arial" w:cs="Arial"/>
+        </w:rPr>
+        <w:t>are</w:t>
+      </w:r>
+      <w:r>
+        <w:rPr>
+          <w:rFonts w:ascii="Arial" w:hAnsi="Arial" w:cs="Arial"/>
+        </w:rPr>
+        <w:t xml:space="preserve"> posted</w:t>
+      </w:r>
+      <w:r>
+        <w:rPr>
+          <w:rFonts w:ascii="Arial" w:hAnsi="Arial" w:cs="Arial"/>
+        </w:rPr>
+        <w:t xml:space="preserve"> under</w:t>
+      </w:r>
+      <w:r>
+        <w:rPr>
+          <w:rFonts w:ascii="Arial" w:hAnsi="Arial" w:cs="Arial"/>
+        </w:rPr>
+        <w:t xml:space="preserve"> the unit</w:t>
+      </w:r>
+      <w:r>
+        <w:rPr>
+          <w:rFonts w:ascii="Arial" w:hAnsi="Arial" w:cs="Arial"/>
+        </w:rPr>
+        <w:t xml:space="preserve"> where the controls are located</w:t>
+      </w:r>
+      <w:r>
+        <w:rPr>
+          <w:rFonts w:ascii="Arial" w:hAnsi="Arial" w:cs="Arial"/>
+        </w:rPr>
+        <w:t>.</w:t>
+      </w:r>
+      <w:r>
+        <w:rPr>
+          <w:rFonts w:ascii="Arial" w:hAnsi="Arial" w:cs="Arial"/>
+        </w:rPr>
+        <w:t xml:space="preserve"> Please contact us if you have any questions.</w:t>
+      </w:r>
+      <w:r>
+        <w:rPr>
+          <w:rFonts w:ascii="Arial" w:hAnsi="Arial" w:cs="Arial"/>
+        </w:rPr>
+        <w:t xml:space="preserve"> Please turn it off before going to bed or leaving the property.</w:t>
+      </w:r>
+      <w:r>
+        <w:rPr>
+          <w:rFonts w:ascii="Arial" w:hAnsi="Arial" w:cs="Arial"/>
+        </w:rPr>
+        <w:t xml:space="preserve"> There are also </w:t>
+      </w:r>
+      <w:r>
+        <w:rPr>
+          <w:rFonts w:ascii="Arial" w:hAnsi="Arial" w:cs="Arial"/>
+        </w:rPr>
+        <w:t>c</w:t>
+      </w:r>
+      <w:r>
+        <w:rPr>
+          <w:rFonts w:ascii="Arial" w:hAnsi="Arial" w:cs="Arial"/>
+        </w:rPr>
+        <w:t xml:space="preserve">arbon </w:t>
+      </w:r>
+      <w:r>
+        <w:rPr>
+          <w:rFonts w:ascii="Arial" w:hAnsi="Arial" w:cs="Arial"/>
+        </w:rPr>
+        <w:t>m</w:t>
+      </w:r>
+      <w:r>
+        <w:rPr>
+          <w:rFonts w:ascii="Arial" w:hAnsi="Arial" w:cs="Arial"/>
+        </w:rPr>
+        <w:t xml:space="preserve">onoxide and </w:t>
+      </w:r>
+      <w:r>
+        <w:rPr>
+          <w:rFonts w:ascii="Arial" w:hAnsi="Arial" w:cs="Arial"/>
+        </w:rPr>
+        <w:t>s</w:t>
+      </w:r>
+      <w:r>
+        <w:rPr>
+          <w:rFonts w:ascii="Arial" w:hAnsi="Arial" w:cs="Arial"/>
+        </w:rPr>
+        <w:t xml:space="preserve">moke </w:t>
+      </w:r>
+      <w:r>
+        <w:rPr>
+          <w:rFonts w:ascii="Arial" w:hAnsi="Arial" w:cs="Arial"/>
+        </w:rPr>
+        <w:t>d</w:t>
+      </w:r>
+      <w:r>
+        <w:rPr>
+          <w:rFonts w:ascii="Arial" w:hAnsi="Arial" w:cs="Arial"/>
+        </w:rPr>
+        <w:t>etectors throughout the house to ensure everyone’s safety.</w:t>
       </w:r>
     </w:p>
     <w:p>
       <w:pPr>
-        <w:jc w:val="center"/>
-        <w:rPr>
-          <w:rFonts w:ascii="Arial" w:hAnsi="Arial" w:cs="Arial"/>
-          <w:b/>
-          <w:sz w:val="24"/>
+        <w:spacing w:after="200" w:line="276" w:lineRule="auto"/>
+        <w:rPr>
+          <w:rFonts w:ascii="Arial" w:hAnsi="Arial" w:cs="Arial"/>
         </w:rPr>
       </w:pPr>
       <w:r>
         <w:rPr>
           <w:rFonts w:ascii="Arial" w:hAnsi="Arial" w:cs="Arial"/>
-          <w:b/>
-          <w:sz w:val="24"/>
-        </w:rPr>
-        <w:t xml:space="preserve">A Primo filtered water dispenser is available in the kitchen for drinking, coffee, and cooking. It provides clean, great-tasting filtered water — one of those small touches that makes a stay feel a little more like home. If you’d like hot or cold water, there are two switches on the back of the dispenser to turn those features on. Feel free to use them during your stay.</w:t>
+        </w:rPr>
+        <w:t>Ceiling fans are available in the bedrooms and living room to help with airflow.</w:t>
       </w:r>
     </w:p>
     <w:p>
@@ -2263,98 +2784,54 @@
         <w:rPr>
           <w:rFonts w:ascii="Arial" w:hAnsi="Arial" w:cs="Arial"/>
         </w:rPr>
-        <w:pStyle w:val="Normal"/>
+      </w:pPr>
+    </w:p>
+    <w:p>
+      <w:pPr>
+        <w:spacing w:after="200" w:line="276" w:lineRule="auto"/>
+        <w:rPr>
+          <w:rFonts w:ascii="Arial" w:hAnsi="Arial" w:cs="Arial"/>
+        </w:rPr>
+      </w:pPr>
+    </w:p>
+    <w:p>
+      <w:pPr>
+        <w:spacing w:after="200" w:line="276" w:lineRule="auto"/>
+        <w:rPr>
+          <w:rFonts w:ascii="Arial" w:hAnsi="Arial" w:cs="Arial"/>
+        </w:rPr>
+      </w:pPr>
+    </w:p>
+    <w:p>
+      <w:pPr>
+        <w:spacing w:after="200" w:line="276" w:lineRule="auto"/>
+        <w:rPr>
+          <w:rFonts w:ascii="Arial" w:hAnsi="Arial" w:cs="Arial"/>
+        </w:rPr>
+      </w:pPr>
+    </w:p>
+    <w:p>
+      <w:pPr>
+        <w:spacing w:after="200" w:line="276" w:lineRule="auto"/>
+        <w:rPr>
+          <w:rFonts w:ascii="Arial" w:hAnsi="Arial" w:cs="Arial"/>
+        </w:rPr>
       </w:pPr>
       <w:r>
         <w:rPr>
           <w:rFonts w:ascii="Arial" w:hAnsi="Arial" w:cs="Arial"/>
         </w:rPr>
-        <w:t xml:space="preserve">Basic cooking essentials such as oil, salt, pepper, and common spices are stocked for your convenience.</w:t>
+        <w:br w:type="page"/>
       </w:r>
     </w:p>
     <w:p>
       <w:pPr>
-        <w:spacing w:after="200" w:line="276" w:lineRule="auto"/>
-        <w:rPr>
-          <w:rFonts w:ascii="Arial" w:hAnsi="Arial" w:cs="Arial"/>
-        </w:rPr>
-        <w:pStyle w:val="Normal"/>
-      </w:pPr>
-      <w:r>
-        <w:rPr>
-          <w:rFonts w:ascii="Arial" w:hAnsi="Arial" w:cs="Arial"/>
-        </w:rPr>
-        <w:t xml:space="preserve">If you use the oven or stovetop, please clean up afterward and ensure all burners are turned off.</w:t>
-      </w:r>
-    </w:p>
-    <w:p>
-      <w:pPr>
-        <w:spacing w:after="200" w:line="276" w:lineRule="auto"/>
-        <w:rPr>
-          <w:rFonts w:ascii="Arial" w:hAnsi="Arial" w:cs="Arial"/>
-        </w:rPr>
         <w:pStyle w:val="Heading1"/>
-      </w:pPr>
-      <w:r>
-        <w:rPr>
-          <w:rFonts w:ascii="Arial" w:hAnsi="Arial" w:cs="Arial"/>
-        </w:rPr>
-        <w:t xml:space="preserve">Climate Control</w:t>
-      </w:r>
-    </w:p>
-    <w:p>
-      <w:pPr>
-        <w:spacing w:after="200" w:line="276" w:lineRule="auto"/>
-        <w:rPr>
-          <w:rFonts w:ascii="Arial" w:hAnsi="Arial" w:cs="Arial"/>
-        </w:rPr>
-        <w:pStyle w:val="Normal"/>
-      </w:pPr>
-      <w:r>
-        <w:rPr>
-          <w:rFonts w:ascii="Arial" w:hAnsi="Arial" w:cs="Arial"/>
-        </w:rPr>
-        <w:t xml:space="preserve">The home has central air conditioning controlled by a thermostat in the hallway. Please set it to a comfortable temperature and avoid setting it below 68°F in summer.</w:t>
-      </w:r>
-    </w:p>
-    <w:p>
-      <w:pPr>
-        <w:spacing w:after="200" w:line="276" w:lineRule="auto"/>
-        <w:rPr>
-          <w:rFonts w:ascii="Arial" w:hAnsi="Arial" w:cs="Arial"/>
-        </w:rPr>
-        <w:pStyle w:val="Normal"/>
-      </w:pPr>
-      <w:r>
-        <w:rPr>
-          <w:rFonts w:ascii="Arial" w:hAnsi="Arial" w:cs="Arial"/>
-        </w:rPr>
-        <w:t xml:space="preserve">A propane heater is available in the living room for cooler evenings. Instructions are posted near the unit. Please turn it off before going to bed or leaving the property.</w:t>
-      </w:r>
-    </w:p>
-    <w:p>
-      <w:pPr>
-        <w:spacing w:after="200" w:line="276" w:lineRule="auto"/>
-        <w:rPr>
-          <w:rFonts w:ascii="Arial" w:hAnsi="Arial" w:cs="Arial"/>
-        </w:rPr>
-        <w:pStyle w:val="Normal"/>
-      </w:pPr>
-      <w:r>
-        <w:rPr>
-          <w:rFonts w:ascii="Arial" w:hAnsi="Arial" w:cs="Arial"/>
-        </w:rPr>
-        <w:t xml:space="preserve">Ceiling fans are available in the bedrooms and living room to help with airflow.</w:t>
-      </w:r>
-    </w:p>
-    <w:p>
-      <w:pPr>
-        <w:pStyle w:val="Heading1"/>
-        <w:rPr>
-          <w:rFonts w:ascii="Arial" w:hAnsi="Arial" w:cs="Arial"/>
-        </w:rPr>
-      </w:pPr>
-      <w:bookmarkStart w:id="4" w:name="_Toc226752870"/>
+        <w:rPr>
+          <w:rFonts w:ascii="Arial" w:hAnsi="Arial" w:cs="Arial"/>
+        </w:rPr>
+      </w:pPr>
+      <w:bookmarkStart w:id="7" w:name="_Toc226755975"/>
       <w:r>
         <w:rPr>
           <w:rFonts w:ascii="Arial" w:hAnsi="Arial" w:cs="Arial"/>
@@ -2362,7 +2839,7 @@
         <w:lastRenderedPageBreak/>
         <w:t>House Rules</w:t>
       </w:r>
-      <w:bookmarkEnd w:id="4"/>
+      <w:bookmarkEnd w:id="7"/>
     </w:p>
     <w:p>
       <w:pPr>
@@ -2540,7 +3017,7 @@
           <w:sz w:val="24"/>
           <w:szCs w:val="28"/>
         </w:rPr>
-        <w:t xml:space="preserve">Pets are not permitted unless approved in advance by the host.</w:t>
+        <w:t>Pets are not permitted unless approved in advance by the host.</w:t>
       </w:r>
     </w:p>
     <w:p>
@@ -2562,7 +3039,7 @@
           <w:sz w:val="24"/>
           <w:szCs w:val="28"/>
         </w:rPr>
-        <w:t xml:space="preserve">Please keep noise to a minimum between 10:00 PM and 7:00 AM out of respect for the peaceful setting.</w:t>
+        <w:t>Please keep noise to a minimum between 10:00 PM and 7:00 AM out of respect for the peaceful setting.</w:t>
       </w:r>
     </w:p>
     <w:p>
@@ -2572,14 +3049,14 @@
           <w:rFonts w:ascii="Arial" w:hAnsi="Arial" w:cs="Arial"/>
         </w:rPr>
       </w:pPr>
-      <w:bookmarkStart w:id="5" w:name="_Toc226752871"/>
+      <w:bookmarkStart w:id="8" w:name="_Toc226755976"/>
       <w:r>
         <w:rPr>
           <w:rFonts w:ascii="Arial" w:hAnsi="Arial" w:cs="Arial"/>
         </w:rPr>
         <w:t>Hot Tub Guidelines</w:t>
       </w:r>
-      <w:bookmarkEnd w:id="5"/>
+      <w:bookmarkEnd w:id="8"/>
     </w:p>
     <w:p>
       <w:pPr>
@@ -2733,24 +3210,54 @@
     </w:p>
     <w:p>
       <w:pPr>
-        <w:pStyle w:val="Heading1"/>
-        <w:rPr>
-          <w:rFonts w:ascii="Arial" w:hAnsi="Arial" w:cs="Arial"/>
+        <w:rPr>
+          <w:rFonts w:ascii="Arial" w:hAnsi="Arial" w:cs="Arial"/>
+          <w:sz w:val="24"/>
+          <w:szCs w:val="28"/>
+        </w:rPr>
+      </w:pPr>
+    </w:p>
+    <w:p>
+      <w:pPr>
+        <w:spacing w:after="200" w:line="276" w:lineRule="auto"/>
+        <w:rPr>
+          <w:rFonts w:ascii="Arial" w:hAnsi="Arial" w:cs="Arial"/>
+          <w:sz w:val="24"/>
+          <w:szCs w:val="28"/>
         </w:rPr>
       </w:pPr>
       <w:r>
         <w:rPr>
           <w:rFonts w:ascii="Arial" w:hAnsi="Arial" w:cs="Arial"/>
-        </w:rPr>
-        <w:t xml:space="preserve">Laundry</w:t>
+          <w:sz w:val="24"/>
+          <w:szCs w:val="28"/>
+        </w:rPr>
+        <w:br w:type="page"/>
       </w:r>
     </w:p>
     <w:p>
       <w:pPr>
+        <w:pStyle w:val="Heading1"/>
+        <w:rPr>
+          <w:rFonts w:ascii="Arial" w:hAnsi="Arial" w:cs="Arial"/>
+        </w:rPr>
+      </w:pPr>
+      <w:bookmarkStart w:id="9" w:name="_Toc226755977"/>
+      <w:r>
+        <w:rPr>
+          <w:rFonts w:ascii="Arial" w:hAnsi="Arial" w:cs="Arial"/>
+        </w:rPr>
+        <w:lastRenderedPageBreak/>
+        <w:t>Laundry</w:t>
+      </w:r>
+      <w:bookmarkEnd w:id="9"/>
+    </w:p>
+    <w:p>
+      <w:pPr>
         <w:pStyle w:val="ListParagraph"/>
         <w:numPr>
           <w:ilvl w:val="0"/>
-          <w:numId w:val="16"/>
+          <w:numId w:val="28"/>
         </w:numPr>
         <w:spacing w:after="60"/>
         <w:rPr>
@@ -2765,7 +3272,7 @@
           <w:sz w:val="24"/>
           <w:szCs w:val="28"/>
         </w:rPr>
-        <w:t xml:space="preserve">A washer and dryer are available for guest use.</w:t>
+        <w:t>A washer and dryer are available for guest use.</w:t>
       </w:r>
     </w:p>
     <w:p>
@@ -2773,7 +3280,7 @@
         <w:pStyle w:val="ListParagraph"/>
         <w:numPr>
           <w:ilvl w:val="0"/>
-          <w:numId w:val="16"/>
+          <w:numId w:val="28"/>
         </w:numPr>
         <w:spacing w:after="60"/>
         <w:rPr>
@@ -2788,7 +3295,7 @@
           <w:sz w:val="24"/>
           <w:szCs w:val="28"/>
         </w:rPr>
-        <w:t xml:space="preserve">The laundry area is located inside the home. Detergent is provided.</w:t>
+        <w:t>The laundry area is located inside the home. Detergent is provided.</w:t>
       </w:r>
     </w:p>
     <w:p>
@@ -2796,7 +3303,7 @@
         <w:pStyle w:val="ListParagraph"/>
         <w:numPr>
           <w:ilvl w:val="0"/>
-          <w:numId w:val="16"/>
+          <w:numId w:val="28"/>
         </w:numPr>
         <w:spacing w:after="60"/>
         <w:rPr>
@@ -2811,7 +3318,7 @@
           <w:sz w:val="24"/>
           <w:szCs w:val="28"/>
         </w:rPr>
-        <w:t xml:space="preserve">Please clean the lint trap after each dryer load.</w:t>
+        <w:t>Please clean the lint trap after each dryer load.</w:t>
       </w:r>
     </w:p>
     <w:p>
@@ -2821,14 +3328,14 @@
           <w:rFonts w:ascii="Arial" w:hAnsi="Arial" w:cs="Arial"/>
         </w:rPr>
       </w:pPr>
-      <w:bookmarkStart w:id="6" w:name="_Toc226752872"/>
+      <w:bookmarkStart w:id="10" w:name="_Toc226755978"/>
       <w:r>
         <w:rPr>
           <w:rFonts w:ascii="Arial" w:hAnsi="Arial" w:cs="Arial"/>
         </w:rPr>
         <w:t>Trash and Outdoor Care</w:t>
       </w:r>
-      <w:bookmarkEnd w:id="6"/>
+      <w:bookmarkEnd w:id="10"/>
     </w:p>
     <w:p>
       <w:pPr>
@@ -2906,29 +3413,70 @@
           <w:rFonts w:ascii="Arial" w:hAnsi="Arial" w:cs="Arial"/>
         </w:rPr>
       </w:pPr>
+      <w:bookmarkStart w:id="11" w:name="_Toc226755979"/>
       <w:r>
         <w:rPr>
           <w:rFonts w:ascii="Arial" w:hAnsi="Arial" w:cs="Arial"/>
         </w:rPr>
-        <w:t xml:space="preserve">Septic-Safe Home</w:t>
+        <w:t>Septic-Safe Home</w:t>
+      </w:r>
+      <w:bookmarkEnd w:id="11"/>
+    </w:p>
+    <w:p>
+      <w:pPr>
+        <w:jc w:val="center"/>
+        <w:rPr>
+          <w:rFonts w:ascii="Arial" w:hAnsi="Arial" w:cs="Arial"/>
+          <w:b/>
+          <w:sz w:val="24"/>
+        </w:rPr>
+      </w:pPr>
+      <w:r>
+        <w:rPr>
+          <w:rFonts w:ascii="Arial" w:hAnsi="Arial" w:cs="Arial"/>
+          <w:b/>
+          <w:sz w:val="24"/>
+        </w:rPr>
+        <w:t>This property uses a septic system. Please help us protect it by following these guidelines:</w:t>
       </w:r>
     </w:p>
     <w:p>
       <w:pPr>
-        <w:jc w:val="center"/>
-        <w:rPr>
-          <w:rFonts w:ascii="Arial" w:hAnsi="Arial" w:cs="Arial"/>
-          <w:b/>
+        <w:pStyle w:val="ListParagraph"/>
+        <w:numPr>
+          <w:ilvl w:val="0"/>
+          <w:numId w:val="29"/>
+        </w:numPr>
+        <w:spacing w:after="60"/>
+        <w:rPr>
+          <w:rFonts w:ascii="Arial" w:hAnsi="Arial" w:cs="Arial"/>
           <w:sz w:val="24"/>
+          <w:szCs w:val="28"/>
         </w:rPr>
       </w:pPr>
       <w:r>
         <w:rPr>
           <w:rFonts w:ascii="Arial" w:hAnsi="Arial" w:cs="Arial"/>
-          <w:b/>
           <w:sz w:val="24"/>
-        </w:rPr>
-        <w:t xml:space="preserve">This property uses a septic system. Please help us protect it by following these guidelines:</w:t>
+          <w:szCs w:val="28"/>
+        </w:rPr>
+        <w:t>Please use the toilet paper provided and o</w:t>
+      </w:r>
+      <w:r>
+        <w:rPr>
+          <w:rFonts w:ascii="Arial" w:hAnsi="Arial" w:cs="Arial"/>
+          <w:sz w:val="24"/>
+          <w:szCs w:val="28"/>
+        </w:rPr>
+        <w:t>nly flush toilet paper</w:t>
+      </w:r>
+      <w:r>
+        <w:rPr>
+          <w:rFonts w:ascii="Arial" w:hAnsi="Arial" w:cs="Arial"/>
+          <w:sz w:val="24"/>
+          <w:szCs w:val="28"/>
+        </w:rPr>
+        <w:t>.</w:t>
       </w:r>
     </w:p>
     <w:p>
@@ -2936,7 +3484,7 @@
         <w:pStyle w:val="ListParagraph"/>
         <w:numPr>
           <w:ilvl w:val="0"/>
-          <w:numId w:val="16"/>
+          <w:numId w:val="29"/>
         </w:numPr>
         <w:spacing w:after="60"/>
         <w:rPr>
@@ -2951,7 +3499,7 @@
           <w:sz w:val="24"/>
           <w:szCs w:val="28"/>
         </w:rPr>
-        <w:t xml:space="preserve">Do not flush wipes of any kind, including those labeled flushable.</w:t>
+        <w:t>Do not flush wipes of any kind, including those labeled flushable.</w:t>
       </w:r>
     </w:p>
     <w:p>
@@ -2959,7 +3507,7 @@
         <w:pStyle w:val="ListParagraph"/>
         <w:numPr>
           <w:ilvl w:val="0"/>
-          <w:numId w:val="16"/>
+          <w:numId w:val="29"/>
         </w:numPr>
         <w:spacing w:after="60"/>
         <w:rPr>
@@ -2974,7 +3522,7 @@
           <w:sz w:val="24"/>
           <w:szCs w:val="28"/>
         </w:rPr>
-        <w:t xml:space="preserve">Do not flush feminine hygiene products, cotton balls, or dental floss.</w:t>
+        <w:t>Do not flush feminine hygiene products, cotton balls, or dental floss.</w:t>
       </w:r>
     </w:p>
     <w:p>
@@ -2982,7 +3530,7 @@
         <w:pStyle w:val="ListParagraph"/>
         <w:numPr>
           <w:ilvl w:val="0"/>
-          <w:numId w:val="16"/>
+          <w:numId w:val="29"/>
         </w:numPr>
         <w:spacing w:after="60"/>
         <w:rPr>
@@ -2997,7 +3545,7 @@
           <w:sz w:val="24"/>
           <w:szCs w:val="28"/>
         </w:rPr>
-        <w:t xml:space="preserve">Do not pour cooking grease, oil, or food scraps down any drain.</w:t>
+        <w:t>Do not pour cooking grease, oil, or food scraps down any drain.</w:t>
       </w:r>
     </w:p>
     <w:p>
@@ -3005,7 +3553,7 @@
         <w:pStyle w:val="ListParagraph"/>
         <w:numPr>
           <w:ilvl w:val="0"/>
-          <w:numId w:val="16"/>
+          <w:numId w:val="29"/>
         </w:numPr>
         <w:spacing w:after="60"/>
         <w:rPr>
@@ -3020,7 +3568,7 @@
           <w:sz w:val="24"/>
           <w:szCs w:val="28"/>
         </w:rPr>
-        <w:t xml:space="preserve">Avoid using harsh chemical cleaners such as bleach or drain openers.</w:t>
+        <w:t>Avoid using harsh chemical cleaners such as bleach or drain openers.</w:t>
       </w:r>
     </w:p>
     <w:p>
@@ -3028,7 +3576,7 @@
         <w:pStyle w:val="ListParagraph"/>
         <w:numPr>
           <w:ilvl w:val="0"/>
-          <w:numId w:val="16"/>
+          <w:numId w:val="29"/>
         </w:numPr>
         <w:spacing w:after="60"/>
         <w:rPr>
@@ -3043,24 +3591,44 @@
           <w:sz w:val="24"/>
           <w:szCs w:val="28"/>
         </w:rPr>
-        <w:t xml:space="preserve">Only flush toilet paper. When in doubt, use the trash can.</w:t>
+        <w:t>When in doubt, use the trash can.</w:t>
       </w:r>
     </w:p>
     <w:p>
       <w:pPr>
+        <w:spacing w:after="200" w:line="276" w:lineRule="auto"/>
+        <w:rPr>
+          <w:rFonts w:ascii="Arial" w:eastAsiaTheme="majorEastAsia" w:hAnsi="Arial" w:cs="Arial"/>
+          <w:b/>
+          <w:bCs/>
+          <w:color w:val="7A251C"/>
+          <w:sz w:val="30"/>
+          <w:szCs w:val="28"/>
+        </w:rPr>
+      </w:pPr>
+      <w:r>
+        <w:rPr>
+          <w:rFonts w:ascii="Arial" w:hAnsi="Arial" w:cs="Arial"/>
+        </w:rPr>
+        <w:br w:type="page"/>
+      </w:r>
+    </w:p>
+    <w:p>
+      <w:pPr>
         <w:pStyle w:val="Heading1"/>
         <w:rPr>
           <w:rFonts w:ascii="Arial" w:hAnsi="Arial" w:cs="Arial"/>
         </w:rPr>
       </w:pPr>
-      <w:bookmarkStart w:id="7" w:name="_Toc226752873"/>
+      <w:bookmarkStart w:id="12" w:name="_Toc226755980"/>
       <w:r>
         <w:rPr>
           <w:rFonts w:ascii="Arial" w:hAnsi="Arial" w:cs="Arial"/>
         </w:rPr>
+        <w:lastRenderedPageBreak/>
         <w:t>Wildlife, Pond, and Exploring</w:t>
       </w:r>
-      <w:bookmarkEnd w:id="7"/>
+      <w:bookmarkEnd w:id="12"/>
     </w:p>
     <w:p>
       <w:pPr>
@@ -3160,15 +3728,14 @@
           <w:rFonts w:ascii="Arial" w:hAnsi="Arial" w:cs="Arial"/>
         </w:rPr>
       </w:pPr>
-      <w:bookmarkStart w:id="8" w:name="_Toc226752874"/>
+      <w:bookmarkStart w:id="13" w:name="_Toc226755981"/>
       <w:r>
         <w:rPr>
           <w:rFonts w:ascii="Arial" w:hAnsi="Arial" w:cs="Arial"/>
         </w:rPr>
-        <w:lastRenderedPageBreak/>
         <w:t>Outdoor Fires</w:t>
       </w:r>
-      <w:bookmarkEnd w:id="8"/>
+      <w:bookmarkEnd w:id="13"/>
     </w:p>
     <w:p>
       <w:pPr>
@@ -3212,6 +3779,8 @@
       <w:pPr>
         <w:rPr>
           <w:rFonts w:ascii="Arial" w:hAnsi="Arial" w:cs="Arial"/>
+          <w:i/>
+          <w:iCs/>
           <w:sz w:val="24"/>
           <w:szCs w:val="28"/>
         </w:rPr>
@@ -3219,27 +3788,89 @@
       <w:r>
         <w:rPr>
           <w:rFonts w:ascii="Arial" w:hAnsi="Arial" w:cs="Arial"/>
+          <w:i/>
+          <w:iCs/>
           <w:sz w:val="24"/>
           <w:szCs w:val="28"/>
         </w:rPr>
         <w:t>Freestone County may occasionally issue burn bans during dry or windy conditions. Please check current conditions before lighting a fire.</w:t>
+      </w:r>
+      <w:r>
+        <w:rPr>
+          <w:rFonts w:ascii="Arial" w:hAnsi="Arial" w:cs="Arial"/>
+          <w:i/>
+          <w:iCs/>
+          <w:sz w:val="24"/>
+          <w:szCs w:val="28"/>
+        </w:rPr>
+        <w:t xml:space="preserve"> Google “Freestone County Burn Ban</w:t>
+      </w:r>
+      <w:r>
+        <w:rPr>
+          <w:rFonts w:ascii="Arial" w:hAnsi="Arial" w:cs="Arial"/>
+          <w:i/>
+          <w:iCs/>
+          <w:sz w:val="24"/>
+          <w:szCs w:val="28"/>
+        </w:rPr>
+        <w:t>.</w:t>
+      </w:r>
+      <w:r>
+        <w:rPr>
+          <w:rFonts w:ascii="Arial" w:hAnsi="Arial" w:cs="Arial"/>
+          <w:i/>
+          <w:iCs/>
+          <w:sz w:val="24"/>
+          <w:szCs w:val="28"/>
+        </w:rPr>
+        <w:t>”</w:t>
+      </w:r>
+      <w:r>
+        <w:rPr>
+          <w:rFonts w:ascii="Arial" w:hAnsi="Arial" w:cs="Arial"/>
+          <w:i/>
+          <w:iCs/>
+          <w:sz w:val="24"/>
+          <w:szCs w:val="28"/>
+        </w:rPr>
+        <w:t xml:space="preserve"> This will ensure you avoid having any uncomfortable discussions with police or concerned locals.</w:t>
       </w:r>
     </w:p>
     <w:p>
       <w:pPr>
+        <w:spacing w:after="200" w:line="276" w:lineRule="auto"/>
+        <w:rPr>
+          <w:rFonts w:ascii="Arial" w:eastAsiaTheme="majorEastAsia" w:hAnsi="Arial" w:cs="Arial"/>
+          <w:b/>
+          <w:bCs/>
+          <w:color w:val="7A251C"/>
+          <w:sz w:val="30"/>
+          <w:szCs w:val="28"/>
+        </w:rPr>
+      </w:pPr>
+      <w:r>
+        <w:rPr>
+          <w:rFonts w:ascii="Arial" w:hAnsi="Arial" w:cs="Arial"/>
+        </w:rPr>
+        <w:br w:type="page"/>
+      </w:r>
+    </w:p>
+    <w:p>
+      <w:pPr>
         <w:pStyle w:val="Heading1"/>
         <w:rPr>
           <w:rFonts w:ascii="Arial" w:hAnsi="Arial" w:cs="Arial"/>
         </w:rPr>
       </w:pPr>
-      <w:bookmarkStart w:id="9" w:name="_Toc226752875"/>
+      <w:bookmarkStart w:id="14" w:name="_Toc226755982"/>
       <w:r>
         <w:rPr>
           <w:rFonts w:ascii="Arial" w:hAnsi="Arial" w:cs="Arial"/>
         </w:rPr>
+        <w:lastRenderedPageBreak/>
         <w:t>A Few Helpful Notes</w:t>
       </w:r>
-      <w:bookmarkEnd w:id="9"/>
+      <w:bookmarkEnd w:id="14"/>
     </w:p>
     <w:p>
       <w:pPr>
@@ -3249,6 +3880,14 @@
           <w:szCs w:val="28"/>
         </w:rPr>
       </w:pPr>
+      <w:r>
+        <w:rPr>
+          <w:rFonts w:ascii="Arial" w:hAnsi="Arial" w:cs="Arial"/>
+          <w:sz w:val="24"/>
+          <w:szCs w:val="28"/>
+        </w:rPr>
+        <w:t xml:space="preserve">We love animals of all kinds, but we understand that not everyone does. </w:t>
+      </w:r>
       <w:r>
         <w:rPr>
           <w:rFonts w:ascii="Arial" w:hAnsi="Arial" w:cs="Arial"/>
@@ -3299,7 +3938,6 @@
           <w:sz w:val="24"/>
           <w:szCs w:val="28"/>
         </w:rPr>
-        <w:pStyle w:val="Normal"/>
       </w:pPr>
       <w:r>
         <w:rPr>
@@ -3307,7 +3945,23 @@
           <w:sz w:val="24"/>
           <w:szCs w:val="28"/>
         </w:rPr>
-        <w:t xml:space="preserve">The nearest hospital is Freestone Medical Center, approximately 5 minutes from the property at 125 Newman St, Fairfield, TX 75840.</w:t>
+        <w:t xml:space="preserve">The nearest hospital is Freestone Medical Center, approximately </w:t>
+      </w:r>
+      <w:r>
+        <w:rPr>
+          <w:rFonts w:ascii="Arial" w:hAnsi="Arial" w:cs="Arial"/>
+          <w:sz w:val="24"/>
+          <w:szCs w:val="28"/>
+        </w:rPr>
+        <w:t>10</w:t>
+      </w:r>
+      <w:r>
+        <w:rPr>
+          <w:rFonts w:ascii="Arial" w:hAnsi="Arial" w:cs="Arial"/>
+          <w:sz w:val="24"/>
+          <w:szCs w:val="28"/>
+        </w:rPr>
+        <w:t xml:space="preserve"> minutes from the property at 125 Newman St, Fairfield, TX 75840.</w:t>
       </w:r>
     </w:p>
     <w:p>
@@ -3317,7 +3971,6 @@
           <w:sz w:val="24"/>
           <w:szCs w:val="28"/>
         </w:rPr>
-        <w:pStyle w:val="Normal"/>
       </w:pPr>
       <w:r>
         <w:rPr>
@@ -3325,7 +3978,7 @@
           <w:sz w:val="24"/>
           <w:szCs w:val="28"/>
         </w:rPr>
-        <w:t xml:space="preserve">Freestone County Sheriff non-emergency line: (903) 389-3236.</w:t>
+        <w:t>Freestone County Sheriff non-emergency line: (903) 389-3236.</w:t>
       </w:r>
     </w:p>
     <w:p>
@@ -3335,7 +3988,6 @@
           <w:sz w:val="24"/>
           <w:szCs w:val="28"/>
         </w:rPr>
-        <w:pStyle w:val="Normal"/>
       </w:pPr>
       <w:r>
         <w:rPr>
@@ -3343,24 +3995,44 @@
           <w:sz w:val="24"/>
           <w:szCs w:val="28"/>
         </w:rPr>
-        <w:t xml:space="preserve">Cell service can be limited in rural areas. Starlink WiFi supports WiFi calling if your signal is weak.</w:t>
+        <w:t>Cell service can be limited in rural areas. Starlink WiFi supports WiFi calling if your signal is weak.</w:t>
       </w:r>
     </w:p>
     <w:p>
       <w:pPr>
+        <w:spacing w:after="200" w:line="276" w:lineRule="auto"/>
+        <w:rPr>
+          <w:rFonts w:ascii="Arial" w:eastAsiaTheme="majorEastAsia" w:hAnsi="Arial" w:cs="Arial"/>
+          <w:b/>
+          <w:bCs/>
+          <w:color w:val="7A251C"/>
+          <w:sz w:val="30"/>
+          <w:szCs w:val="28"/>
+        </w:rPr>
+      </w:pPr>
+      <w:r>
+        <w:rPr>
+          <w:rFonts w:ascii="Arial" w:hAnsi="Arial" w:cs="Arial"/>
+        </w:rPr>
+        <w:br w:type="page"/>
+      </w:r>
+    </w:p>
+    <w:p>
+      <w:pPr>
         <w:pStyle w:val="Heading1"/>
         <w:rPr>
           <w:rFonts w:ascii="Arial" w:hAnsi="Arial" w:cs="Arial"/>
         </w:rPr>
       </w:pPr>
-      <w:bookmarkStart w:id="10" w:name="_Toc226752876"/>
+      <w:bookmarkStart w:id="15" w:name="_Toc226755983"/>
       <w:r>
         <w:rPr>
           <w:rFonts w:ascii="Arial" w:hAnsi="Arial" w:cs="Arial"/>
         </w:rPr>
+        <w:lastRenderedPageBreak/>
         <w:t>Checkout</w:t>
       </w:r>
-      <w:bookmarkEnd w:id="10"/>
+      <w:bookmarkEnd w:id="15"/>
     </w:p>
     <w:p>
       <w:pPr>
@@ -3405,7 +4077,7 @@
           <w:sz w:val="24"/>
           <w:szCs w:val="28"/>
         </w:rPr>
-        <w:t>Before leaving, please place used towels in the washer. You do not need to start it.</w:t>
+        <w:t>Leave the beds unmade.</w:t>
       </w:r>
     </w:p>
     <w:p>
@@ -3428,7 +4100,15 @@
           <w:sz w:val="24"/>
           <w:szCs w:val="28"/>
         </w:rPr>
-        <w:t>Leave the beds unmade.</w:t>
+        <w:t>Used</w:t>
+      </w:r>
+      <w:r>
+        <w:rPr>
+          <w:rFonts w:ascii="Arial" w:hAnsi="Arial" w:cs="Arial"/>
+          <w:sz w:val="24"/>
+          <w:szCs w:val="28"/>
+        </w:rPr>
+        <w:t xml:space="preserve"> towels in the washer. You do not need to start it.</w:t>
       </w:r>
     </w:p>
     <w:p>
@@ -3497,7 +4177,7 @@
           <w:sz w:val="24"/>
           <w:szCs w:val="28"/>
         </w:rPr>
-        <w:t>Turn off lights, lock the doors, and as much as possible leave the property as you found it.</w:t>
+        <w:t>Set thermostat to 80°F in summer or 67°F in winter, or back to default, before leaving.</w:t>
       </w:r>
     </w:p>
     <w:p>
@@ -3520,7 +4200,31 @@
           <w:sz w:val="24"/>
           <w:szCs w:val="28"/>
         </w:rPr>
-        <w:t xml:space="preserve">Set the thermostat to 78°F in summer or 55°F in winter before leaving.</w:t>
+        <w:t>Lights off</w:t>
+      </w:r>
+      <w:r>
+        <w:rPr>
+          <w:rFonts w:ascii="Arial" w:hAnsi="Arial" w:cs="Arial"/>
+          <w:sz w:val="24"/>
+          <w:szCs w:val="28"/>
+        </w:rPr>
+        <w:t xml:space="preserve">, </w:t>
+      </w:r>
+      <w:r>
+        <w:rPr>
+          <w:rFonts w:ascii="Arial" w:hAnsi="Arial" w:cs="Arial"/>
+          <w:sz w:val="24"/>
+          <w:szCs w:val="28"/>
+        </w:rPr>
+        <w:t>doors locked</w:t>
+      </w:r>
+      <w:r>
+        <w:rPr>
+          <w:rFonts w:ascii="Arial" w:hAnsi="Arial" w:cs="Arial"/>
+          <w:sz w:val="24"/>
+          <w:szCs w:val="28"/>
+        </w:rPr>
+        <w:t>, and as much as possible leave the property as you found it.</w:t>
       </w:r>
     </w:p>
     <w:p>
@@ -3583,7 +4287,7 @@
           <w:rFonts w:ascii="Arial" w:hAnsi="Arial" w:cs="Arial"/>
         </w:rPr>
       </w:pPr>
-      <w:bookmarkStart w:id="11" w:name="_Toc226752877"/>
+      <w:bookmarkStart w:id="16" w:name="_Toc226755984"/>
       <w:r>
         <w:rPr>
           <w:rFonts w:ascii="Arial" w:hAnsi="Arial" w:cs="Arial"/>
@@ -3591,7 +4295,7 @@
         <w:lastRenderedPageBreak/>
         <w:t>Nearby Ideas</w:t>
       </w:r>
-      <w:bookmarkEnd w:id="11"/>
+      <w:bookmarkEnd w:id="16"/>
     </w:p>
     <w:p>
       <w:pPr>
@@ -3752,7 +4456,6 @@
           <w:rFonts w:ascii="Arial" w:hAnsi="Arial" w:cs="Arial"/>
         </w:rPr>
       </w:pPr>
-      <w:bookmarkStart w:id="12" w:name="_Toc226752878"/>
     </w:p>
     <w:p>
       <w:pPr>
@@ -3801,15 +4504,22 @@
           <w:rFonts w:ascii="Arial" w:hAnsi="Arial" w:cs="Arial"/>
         </w:rPr>
       </w:pPr>
+      <w:bookmarkStart w:id="17" w:name="_Toc226755985"/>
       <w:r>
         <w:rPr>
           <w:rFonts w:ascii="Arial" w:hAnsi="Arial" w:cs="Arial"/>
         </w:rPr>
         <w:t>Host Notes and Recommendations</w:t>
       </w:r>
-      <w:bookmarkEnd w:id="12"/>
+      <w:bookmarkEnd w:id="17"/>
     </w:p>
-    <w:p/>
+    <w:p>
+      <w:pPr>
+        <w:rPr>
+          <w:rFonts w:ascii="Arial" w:hAnsi="Arial" w:cs="Arial"/>
+        </w:rPr>
+      </w:pPr>
+    </w:p>
     <w:tbl>
       <w:tblPr>
         <w:tblStyle w:val="TableGrid"/>
@@ -4070,7 +4780,7 @@
           <w:rFonts w:ascii="Arial" w:hAnsi="Arial" w:cs="Arial"/>
         </w:rPr>
       </w:pPr>
-      <w:bookmarkStart w:id="13" w:name="_Toc226752879"/>
+      <w:bookmarkStart w:id="18" w:name="_Toc226755986"/>
       <w:r>
         <w:rPr>
           <w:rFonts w:ascii="Arial" w:hAnsi="Arial" w:cs="Arial"/>
@@ -4078,9 +4788,15 @@
         <w:lastRenderedPageBreak/>
         <w:t>Guest Notes and Recommendations</w:t>
       </w:r>
-      <w:bookmarkEnd w:id="13"/>
+      <w:bookmarkEnd w:id="18"/>
     </w:p>
-    <w:p/>
+    <w:p>
+      <w:pPr>
+        <w:rPr>
+          <w:rFonts w:ascii="Arial" w:hAnsi="Arial" w:cs="Arial"/>
+        </w:rPr>
+      </w:pPr>
+    </w:p>
     <w:p>
       <w:pPr>
         <w:rPr>
@@ -6096,6 +6812,92 @@
     </w:lvl>
   </w:abstractNum>
   <w:abstractNum w:abstractNumId="18" w15:restartNumberingAfterBreak="0">
+    <w:nsid w:val="47E44100"/>
+    <w:multiLevelType w:val="hybridMultilevel"/>
+    <w:tmpl w:val="C756CCFC"/>
+    <w:lvl w:ilvl="0" w:tplc="0409000F">
+      <w:start w:val="1"/>
+      <w:numFmt w:val="decimal"/>
+      <w:lvlText w:val="%1."/>
+      <w:lvlJc w:val="left"/>
+      <w:pPr>
+        <w:ind w:left="720" w:hanging="360"/>
+      </w:pPr>
+    </w:lvl>
+    <w:lvl w:ilvl="1" w:tplc="04090019" w:tentative="1">
+      <w:start w:val="1"/>
+      <w:numFmt w:val="lowerLetter"/>
+      <w:lvlText w:val="%2."/>
+      <w:lvlJc w:val="left"/>
+      <w:pPr>
+        <w:ind w:left="1440" w:hanging="360"/>
+      </w:pPr>
+    </w:lvl>
+    <w:lvl w:ilvl="2" w:tplc="0409001B" w:tentative="1">
+      <w:start w:val="1"/>
+      <w:numFmt w:val="lowerRoman"/>
+      <w:lvlText w:val="%3."/>
+      <w:lvlJc w:val="right"/>
+      <w:pPr>
+        <w:ind w:left="2160" w:hanging="180"/>
+      </w:pPr>
+    </w:lvl>
+    <w:lvl w:ilvl="3" w:tplc="0409000F" w:tentative="1">
+      <w:start w:val="1"/>
+      <w:numFmt w:val="decimal"/>
+      <w:lvlText w:val="%4."/>
+      <w:lvlJc w:val="left"/>
+      <w:pPr>
+        <w:ind w:left="2880" w:hanging="360"/>
+      </w:pPr>
+    </w:lvl>
+    <w:lvl w:ilvl="4" w:tplc="04090019" w:tentative="1">
+      <w:start w:val="1"/>
+      <w:numFmt w:val="lowerLetter"/>
+      <w:lvlText w:val="%5."/>
+      <w:lvlJc w:val="left"/>
+      <w:pPr>
+        <w:ind w:left="3600" w:hanging="360"/>
+      </w:pPr>
+    </w:lvl>
+    <w:lvl w:ilvl="5" w:tplc="0409001B" w:tentative="1">
+      <w:start w:val="1"/>
+      <w:numFmt w:val="lowerRoman"/>
+      <w:lvlText w:val="%6."/>
+      <w:lvlJc w:val="right"/>
+      <w:pPr>
+        <w:ind w:left="4320" w:hanging="180"/>
+      </w:pPr>
+    </w:lvl>
+    <w:lvl w:ilvl="6" w:tplc="0409000F" w:tentative="1">
+      <w:start w:val="1"/>
+      <w:numFmt w:val="decimal"/>
+      <w:lvlText w:val="%7."/>
+      <w:lvlJc w:val="left"/>
+      <w:pPr>
+        <w:ind w:left="5040" w:hanging="360"/>
+      </w:pPr>
+    </w:lvl>
+    <w:lvl w:ilvl="7" w:tplc="04090019" w:tentative="1">
+      <w:start w:val="1"/>
+      <w:numFmt w:val="lowerLetter"/>
+      <w:lvlText w:val="%8."/>
+      <w:lvlJc w:val="left"/>
+      <w:pPr>
+        <w:ind w:left="5760" w:hanging="360"/>
+      </w:pPr>
+    </w:lvl>
+    <w:lvl w:ilvl="8" w:tplc="0409001B" w:tentative="1">
+      <w:start w:val="1"/>
+      <w:numFmt w:val="lowerRoman"/>
+      <w:lvlText w:val="%9."/>
+      <w:lvlJc w:val="right"/>
+      <w:pPr>
+        <w:ind w:left="6480" w:hanging="180"/>
+      </w:pPr>
+    </w:lvl>
+  </w:abstractNum>
+  <w:abstractNum w:abstractNumId="19" w15:restartNumberingAfterBreak="0">
     <w:nsid w:val="4E7F1B3F"/>
     <w:multiLevelType w:val="hybridMultilevel"/>
     <w:tmpl w:val="DCD67984"/>
@@ -6208,7 +7010,7 @@
       </w:rPr>
     </w:lvl>
   </w:abstractNum>
-  <w:abstractNum w:abstractNumId="19" w15:restartNumberingAfterBreak="0">
+  <w:abstractNum w:abstractNumId="20" w15:restartNumberingAfterBreak="0">
     <w:nsid w:val="52FA10DB"/>
     <w:multiLevelType w:val="hybridMultilevel"/>
     <w:tmpl w:val="B52494E6"/>
@@ -6321,7 +7123,7 @@
       </w:rPr>
     </w:lvl>
   </w:abstractNum>
-  <w:abstractNum w:abstractNumId="20" w15:restartNumberingAfterBreak="0">
+  <w:abstractNum w:abstractNumId="21" w15:restartNumberingAfterBreak="0">
     <w:nsid w:val="54C428CD"/>
     <w:multiLevelType w:val="hybridMultilevel"/>
     <w:tmpl w:val="04847820"/>
@@ -6434,7 +7236,7 @@
       </w:rPr>
     </w:lvl>
   </w:abstractNum>
-  <w:abstractNum w:abstractNumId="21" w15:restartNumberingAfterBreak="0">
+  <w:abstractNum w:abstractNumId="22" w15:restartNumberingAfterBreak="0">
     <w:nsid w:val="5A3E3AA9"/>
     <w:multiLevelType w:val="hybridMultilevel"/>
     <w:tmpl w:val="3354A71A"/>
@@ -6520,7 +7322,7 @@
       </w:pPr>
     </w:lvl>
   </w:abstractNum>
-  <w:abstractNum w:abstractNumId="22" w15:restartNumberingAfterBreak="0">
+  <w:abstractNum w:abstractNumId="23" w15:restartNumberingAfterBreak="0">
     <w:nsid w:val="5D681CC3"/>
     <w:multiLevelType w:val="hybridMultilevel"/>
     <w:tmpl w:val="1284A23C"/>
@@ -6633,7 +7435,93 @@
       </w:rPr>
     </w:lvl>
   </w:abstractNum>
-  <w:abstractNum w:abstractNumId="23" w15:restartNumberingAfterBreak="0">
+  <w:abstractNum w:abstractNumId="24" w15:restartNumberingAfterBreak="0">
+    <w:nsid w:val="64596806"/>
+    <w:multiLevelType w:val="hybridMultilevel"/>
+    <w:tmpl w:val="EB0A7426"/>
+    <w:lvl w:ilvl="0" w:tplc="0409000F">
+      <w:start w:val="1"/>
+      <w:numFmt w:val="decimal"/>
+      <w:lvlText w:val="%1."/>
+      <w:lvlJc w:val="left"/>
+      <w:pPr>
+        <w:ind w:left="720" w:hanging="360"/>
+      </w:pPr>
+    </w:lvl>
+    <w:lvl w:ilvl="1" w:tplc="04090019" w:tentative="1">
+      <w:start w:val="1"/>
+      <w:numFmt w:val="lowerLetter"/>
+      <w:lvlText w:val="%2."/>
+      <w:lvlJc w:val="left"/>
+      <w:pPr>
+        <w:ind w:left="1440" w:hanging="360"/>
+      </w:pPr>
+    </w:lvl>
+    <w:lvl w:ilvl="2" w:tplc="0409001B" w:tentative="1">
+      <w:start w:val="1"/>
+      <w:numFmt w:val="lowerRoman"/>
+      <w:lvlText w:val="%3."/>
+      <w:lvlJc w:val="right"/>
+      <w:pPr>
+        <w:ind w:left="2160" w:hanging="180"/>
+      </w:pPr>
+    </w:lvl>
+    <w:lvl w:ilvl="3" w:tplc="0409000F" w:tentative="1">
+      <w:start w:val="1"/>
+      <w:numFmt w:val="decimal"/>
+      <w:lvlText w:val="%4."/>
+      <w:lvlJc w:val="left"/>
+      <w:pPr>
+        <w:ind w:left="2880" w:hanging="360"/>
+      </w:pPr>
+    </w:lvl>
+    <w:lvl w:ilvl="4" w:tplc="04090019" w:tentative="1">
+      <w:start w:val="1"/>
+      <w:numFmt w:val="lowerLetter"/>
+      <w:lvlText w:val="%5."/>
+      <w:lvlJc w:val="left"/>
+      <w:pPr>
+        <w:ind w:left="3600" w:hanging="360"/>
+      </w:pPr>
+    </w:lvl>
+    <w:lvl w:ilvl="5" w:tplc="0409001B" w:tentative="1">
+      <w:start w:val="1"/>
+      <w:numFmt w:val="lowerRoman"/>
+      <w:lvlText w:val="%6."/>
+      <w:lvlJc w:val="right"/>
+      <w:pPr>
+        <w:ind w:left="4320" w:hanging="180"/>
+      </w:pPr>
+    </w:lvl>
+    <w:lvl w:ilvl="6" w:tplc="0409000F" w:tentative="1">
+      <w:start w:val="1"/>
+      <w:numFmt w:val="decimal"/>
+      <w:lvlText w:val="%7."/>
+      <w:lvlJc w:val="left"/>
+      <w:pPr>
+        <w:ind w:left="5040" w:hanging="360"/>
+      </w:pPr>
+    </w:lvl>
+    <w:lvl w:ilvl="7" w:tplc="04090019" w:tentative="1">
+      <w:start w:val="1"/>
+      <w:numFmt w:val="lowerLetter"/>
+      <w:lvlText w:val="%8."/>
+      <w:lvlJc w:val="left"/>
+      <w:pPr>
+        <w:ind w:left="5760" w:hanging="360"/>
+      </w:pPr>
+    </w:lvl>
+    <w:lvl w:ilvl="8" w:tplc="0409001B" w:tentative="1">
+      <w:start w:val="1"/>
+      <w:numFmt w:val="lowerRoman"/>
+      <w:lvlText w:val="%9."/>
+      <w:lvlJc w:val="right"/>
+      <w:pPr>
+        <w:ind w:left="6480" w:hanging="180"/>
+      </w:pPr>
+    </w:lvl>
+  </w:abstractNum>
+  <w:abstractNum w:abstractNumId="25" w15:restartNumberingAfterBreak="0">
     <w:nsid w:val="6D594775"/>
     <w:multiLevelType w:val="hybridMultilevel"/>
     <w:tmpl w:val="20A47F4E"/>
@@ -6746,7 +7634,7 @@
       </w:rPr>
     </w:lvl>
   </w:abstractNum>
-  <w:abstractNum w:abstractNumId="24" w15:restartNumberingAfterBreak="0">
+  <w:abstractNum w:abstractNumId="26" w15:restartNumberingAfterBreak="0">
     <w:nsid w:val="72D64644"/>
     <w:multiLevelType w:val="hybridMultilevel"/>
     <w:tmpl w:val="C3E84704"/>
@@ -6858,7 +7746,7 @@
       </w:rPr>
     </w:lvl>
   </w:abstractNum>
-  <w:abstractNum w:abstractNumId="25" w15:restartNumberingAfterBreak="0">
+  <w:abstractNum w:abstractNumId="27" w15:restartNumberingAfterBreak="0">
     <w:nsid w:val="75371BE0"/>
     <w:multiLevelType w:val="hybridMultilevel"/>
     <w:tmpl w:val="0F2C75F0"/>
@@ -6971,7 +7859,7 @@
       </w:rPr>
     </w:lvl>
   </w:abstractNum>
-  <w:abstractNum w:abstractNumId="26" w15:restartNumberingAfterBreak="0">
+  <w:abstractNum w:abstractNumId="28" w15:restartNumberingAfterBreak="0">
     <w:nsid w:val="781E769F"/>
     <w:multiLevelType w:val="hybridMultilevel"/>
     <w:tmpl w:val="FBD0FFBE"/>
@@ -7112,19 +8000,19 @@
     <w:abstractNumId w:val="0"/>
   </w:num>
   <w:num w:numId="10" w16cid:durableId="1580094127">
-    <w:abstractNumId w:val="18"/>
+    <w:abstractNumId w:val="19"/>
   </w:num>
   <w:num w:numId="11" w16cid:durableId="1479151202">
-    <w:abstractNumId w:val="23"/>
+    <w:abstractNumId w:val="25"/>
   </w:num>
   <w:num w:numId="12" w16cid:durableId="779646849">
-    <w:abstractNumId w:val="20"/>
+    <w:abstractNumId w:val="21"/>
   </w:num>
   <w:num w:numId="13" w16cid:durableId="1598782525">
     <w:abstractNumId w:val="11"/>
   </w:num>
   <w:num w:numId="14" w16cid:durableId="1153721243">
-    <w:abstractNumId w:val="24"/>
+    <w:abstractNumId w:val="26"/>
   </w:num>
   <w:num w:numId="15" w16cid:durableId="918949873">
     <w:abstractNumId w:val="17"/>
@@ -7133,7 +8021,7 @@
     <w:abstractNumId w:val="16"/>
   </w:num>
   <w:num w:numId="17" w16cid:durableId="113208720">
-    <w:abstractNumId w:val="26"/>
+    <w:abstractNumId w:val="28"/>
   </w:num>
   <w:num w:numId="18" w16cid:durableId="2080328448">
     <w:abstractNumId w:val="10"/>
@@ -7145,7 +8033,7 @@
     <w:abstractNumId w:val="12"/>
   </w:num>
   <w:num w:numId="21" w16cid:durableId="907347099">
-    <w:abstractNumId w:val="21"/>
+    <w:abstractNumId w:val="22"/>
   </w:num>
   <w:num w:numId="22" w16cid:durableId="2121026246">
     <w:abstractNumId w:val="15"/>
@@ -7154,16 +8042,22 @@
     <w:abstractNumId w:val="9"/>
   </w:num>
   <w:num w:numId="24" w16cid:durableId="1068648864">
-    <w:abstractNumId w:val="19"/>
+    <w:abstractNumId w:val="20"/>
   </w:num>
   <w:num w:numId="25" w16cid:durableId="1597444870">
-    <w:abstractNumId w:val="25"/>
+    <w:abstractNumId w:val="27"/>
   </w:num>
   <w:num w:numId="26" w16cid:durableId="240213106">
-    <w:abstractNumId w:val="22"/>
+    <w:abstractNumId w:val="23"/>
   </w:num>
   <w:num w:numId="27" w16cid:durableId="1268465692">
     <w:abstractNumId w:val="14"/>
+  </w:num>
+  <w:num w:numId="28" w16cid:durableId="479271973">
+    <w:abstractNumId w:val="24"/>
+  </w:num>
+  <w:num w:numId="29" w16cid:durableId="1085305972">
+    <w:abstractNumId w:val="18"/>
   </w:num>
 </w:numbering>
 </file>
@@ -7778,7 +8672,6 @@
   <w:style w:type="character" w:default="1" w:styleId="DefaultParagraphFont">
     <w:name w:val="Default Paragraph Font"/>
     <w:uiPriority w:val="1"/>
-    <w:semiHidden/>
     <w:unhideWhenUsed/>
   </w:style>
   <w:style w:type="table" w:default="1" w:styleId="TableNormal">

--- a/docs/Kengs_Landing_Guest_Book.docx
+++ b/docs/Kengs_Landing_Guest_Book.docx
@@ -2606,46 +2606,7 @@
         </w:rPr>
       </w:pPr>
       <w:r>
-        <w:rPr>
-          <w:rFonts w:ascii="Arial" w:hAnsi="Arial" w:cs="Arial"/>
-        </w:rPr>
-        <w:t xml:space="preserve">The home has central air conditioning controlled by a thermostat </w:t>
-      </w:r>
-      <w:r>
-        <w:rPr>
-          <w:rFonts w:ascii="Arial" w:hAnsi="Arial" w:cs="Arial"/>
-        </w:rPr>
-        <w:t>by</w:t>
-      </w:r>
-      <w:r>
-        <w:rPr>
-          <w:rFonts w:ascii="Arial" w:hAnsi="Arial" w:cs="Arial"/>
-        </w:rPr>
-        <w:t xml:space="preserve"> the</w:t>
-      </w:r>
-      <w:r>
-        <w:rPr>
-          <w:rFonts w:ascii="Arial" w:hAnsi="Arial" w:cs="Arial"/>
-        </w:rPr>
-        <w:t xml:space="preserve"> front</w:t>
-      </w:r>
-      <w:r>
-        <w:rPr>
-          <w:rFonts w:ascii="Arial" w:hAnsi="Arial" w:cs="Arial"/>
-        </w:rPr>
-        <w:t xml:space="preserve"> </w:t>
-      </w:r>
-      <w:r>
-        <w:rPr>
-          <w:rFonts w:ascii="Arial" w:hAnsi="Arial" w:cs="Arial"/>
-        </w:rPr>
-        <w:t>entrance</w:t>
-      </w:r>
-      <w:r>
-        <w:rPr>
-          <w:rFonts w:ascii="Arial" w:hAnsi="Arial" w:cs="Arial"/>
-        </w:rPr>
-        <w:t>. Please set it to a comfortable temperature and avoid setting it below 68°F in summer.</w:t>
+        <w:t>The home has central air conditioning controlled by a thermostat by the front entrance. Please set it to a comfortable temperature and avoid setting it below 68°F in summer.</w:t>
       </w:r>
     </w:p>
     <w:p>
@@ -2656,112 +2617,7 @@
         </w:rPr>
       </w:pPr>
       <w:r>
-        <w:rPr>
-          <w:rFonts w:ascii="Arial" w:hAnsi="Arial" w:cs="Arial"/>
-        </w:rPr>
-        <w:t xml:space="preserve">A propane heater is available in the living room for cooler evenings. Instructions </w:t>
-      </w:r>
-      <w:r>
-        <w:rPr>
-          <w:rFonts w:ascii="Arial" w:hAnsi="Arial" w:cs="Arial"/>
-        </w:rPr>
-        <w:t>are</w:t>
-      </w:r>
-      <w:r>
-        <w:rPr>
-          <w:rFonts w:ascii="Arial" w:hAnsi="Arial" w:cs="Arial"/>
-        </w:rPr>
-        <w:t xml:space="preserve"> posted</w:t>
-      </w:r>
-      <w:r>
-        <w:rPr>
-          <w:rFonts w:ascii="Arial" w:hAnsi="Arial" w:cs="Arial"/>
-        </w:rPr>
-        <w:t xml:space="preserve"> under</w:t>
-      </w:r>
-      <w:r>
-        <w:rPr>
-          <w:rFonts w:ascii="Arial" w:hAnsi="Arial" w:cs="Arial"/>
-        </w:rPr>
-        <w:t xml:space="preserve"> the unit</w:t>
-      </w:r>
-      <w:r>
-        <w:rPr>
-          <w:rFonts w:ascii="Arial" w:hAnsi="Arial" w:cs="Arial"/>
-        </w:rPr>
-        <w:t xml:space="preserve"> where the controls are located</w:t>
-      </w:r>
-      <w:r>
-        <w:rPr>
-          <w:rFonts w:ascii="Arial" w:hAnsi="Arial" w:cs="Arial"/>
-        </w:rPr>
-        <w:t>.</w:t>
-      </w:r>
-      <w:r>
-        <w:rPr>
-          <w:rFonts w:ascii="Arial" w:hAnsi="Arial" w:cs="Arial"/>
-        </w:rPr>
-        <w:t xml:space="preserve"> Please contact us if you have any questions.</w:t>
-      </w:r>
-      <w:r>
-        <w:rPr>
-          <w:rFonts w:ascii="Arial" w:hAnsi="Arial" w:cs="Arial"/>
-        </w:rPr>
-        <w:t xml:space="preserve"> Please turn it off before going to bed or leaving the property.</w:t>
-      </w:r>
-      <w:r>
-        <w:rPr>
-          <w:rFonts w:ascii="Arial" w:hAnsi="Arial" w:cs="Arial"/>
-        </w:rPr>
-        <w:t xml:space="preserve"> There are also </w:t>
-      </w:r>
-      <w:r>
-        <w:rPr>
-          <w:rFonts w:ascii="Arial" w:hAnsi="Arial" w:cs="Arial"/>
-        </w:rPr>
-        <w:t>c</w:t>
-      </w:r>
-      <w:r>
-        <w:rPr>
-          <w:rFonts w:ascii="Arial" w:hAnsi="Arial" w:cs="Arial"/>
-        </w:rPr>
-        <w:t xml:space="preserve">arbon </w:t>
-      </w:r>
-      <w:r>
-        <w:rPr>
-          <w:rFonts w:ascii="Arial" w:hAnsi="Arial" w:cs="Arial"/>
-        </w:rPr>
-        <w:t>m</w:t>
-      </w:r>
-      <w:r>
-        <w:rPr>
-          <w:rFonts w:ascii="Arial" w:hAnsi="Arial" w:cs="Arial"/>
-        </w:rPr>
-        <w:t xml:space="preserve">onoxide and </w:t>
-      </w:r>
-      <w:r>
-        <w:rPr>
-          <w:rFonts w:ascii="Arial" w:hAnsi="Arial" w:cs="Arial"/>
-        </w:rPr>
-        <w:t>s</w:t>
-      </w:r>
-      <w:r>
-        <w:rPr>
-          <w:rFonts w:ascii="Arial" w:hAnsi="Arial" w:cs="Arial"/>
-        </w:rPr>
-        <w:t xml:space="preserve">moke </w:t>
-      </w:r>
-      <w:r>
-        <w:rPr>
-          <w:rFonts w:ascii="Arial" w:hAnsi="Arial" w:cs="Arial"/>
-        </w:rPr>
-        <w:t>d</w:t>
-      </w:r>
-      <w:r>
-        <w:rPr>
-          <w:rFonts w:ascii="Arial" w:hAnsi="Arial" w:cs="Arial"/>
-        </w:rPr>
-        <w:t>etectors throughout the house to ensure everyone’s safety.</w:t>
+        <w:t>Propane Fireplace (Living Room): The propane supply valve is at the bottom of the unit. To light it: turn the knob to Pilot mode, hold the knob down for about 5 seconds, then click the starter button while still holding. Once the pilot catches, hold a few more seconds, release, and turn the knob to a higher setting. If it doesn't catch, repeat the process. The 1–5 dial is temperature-based: the fireplace turns on and off automatically based on room temperature. We recommend setting it between 2–3. Setting 5 runs continuously and pumps out a lot of heat. Please turn it off before going to bed or leaving the property.</w:t>
       </w:r>
     </w:p>
     <w:p>
@@ -2772,10 +2628,7 @@
         </w:rPr>
       </w:pPr>
       <w:r>
-        <w:rPr>
-          <w:rFonts w:ascii="Arial" w:hAnsi="Arial" w:cs="Arial"/>
-        </w:rPr>
-        <w:t>Ceiling fans are available in the bedrooms and living room to help with airflow.</w:t>
+        <w:t>Electric Fireplaces (Bedrooms): Plug the unit in — you may hear a beep confirming power. Look for a small metal grate on the top-right of the unit. Under that grate is the power button — press it to turn on. There is a second button for High/Low heat. If the unit seems unresponsive, look for a reset button on the back or underside and press it, then try the power button again.</w:t>
       </w:r>
     </w:p>
     <w:p>
@@ -2785,14 +2638,21 @@
           <w:rFonts w:ascii="Arial" w:hAnsi="Arial" w:cs="Arial"/>
         </w:rPr>
       </w:pPr>
+      <w:r>
+        <w:t>Ceiling fans are available in the bedrooms and living room to help with airflow. Carbon monoxide and smoke detectors are installed throughout the house for safety.</w:t>
+      </w:r>
     </w:p>
     <w:p>
       <w:pPr>
+        <w:pStyle w:val="Heading1"/>
         <w:spacing w:after="200" w:line="276" w:lineRule="auto"/>
         <w:rPr>
           <w:rFonts w:ascii="Arial" w:hAnsi="Arial" w:cs="Arial"/>
         </w:rPr>
       </w:pPr>
+      <w:r>
+        <w:t>Outdoor Lighting</w:t>
+      </w:r>
     </w:p>
     <w:p>
       <w:pPr>
@@ -2801,6 +2661,9 @@
           <w:rFonts w:ascii="Arial" w:hAnsi="Arial" w:cs="Arial"/>
         </w:rPr>
       </w:pPr>
+      <w:r>
+        <w:t>The main power switch for the back porch is on the pine wall behind the TV inside the house. Flip it on and the bug zappers will come on automatically.</w:t>
+      </w:r>
     </w:p>
     <w:p>
       <w:pPr>
@@ -2809,6 +2672,9 @@
           <w:rFonts w:ascii="Arial" w:hAnsi="Arial" w:cs="Arial"/>
         </w:rPr>
       </w:pPr>
+      <w:r>
+        <w:t>For the patio string lights, there are pull-chain switches outside on the porch. Turn on the main switch inside first, then use the pull switches to control individual patio lights.</w:t>
+      </w:r>
     </w:p>
     <w:p>
       <w:pPr>
@@ -3049,18 +2915,12 @@
           <w:rFonts w:ascii="Arial" w:hAnsi="Arial" w:cs="Arial"/>
         </w:rPr>
       </w:pPr>
-      <w:bookmarkStart w:id="8" w:name="_Toc226755976"/>
       <w:r>
-        <w:rPr>
-          <w:rFonts w:ascii="Arial" w:hAnsi="Arial" w:cs="Arial"/>
-        </w:rPr>
-        <w:t>Hot Tub Guidelines</w:t>
+        <w:t>Hydrotherapy Jacuzzi</w:t>
       </w:r>
-      <w:bookmarkEnd w:id="8"/>
     </w:p>
     <w:p>
       <w:pPr>
-        <w:pStyle w:val="ListParagraph"/>
         <w:numPr>
           <w:ilvl w:val="0"/>
           <w:numId w:val="20"/>
@@ -3073,17 +2933,11 @@
         </w:rPr>
       </w:pPr>
       <w:r>
-        <w:rPr>
-          <w:rFonts w:ascii="Arial" w:hAnsi="Arial" w:cs="Arial"/>
-          <w:sz w:val="24"/>
-          <w:szCs w:val="28"/>
-        </w:rPr>
-        <w:t>Please enjoy the hot tub responsibly.</w:t>
+        <w:t>This isn't a standard hot tub — it's a premium hydrotherapy massage jacuzzi. Five dedicated seats across four distinct zones, three independent jet systems, and individual throttle controls per zone. Take your time with it.</w:t>
       </w:r>
     </w:p>
     <w:p>
       <w:pPr>
-        <w:pStyle w:val="ListParagraph"/>
         <w:numPr>
           <w:ilvl w:val="0"/>
           <w:numId w:val="20"/>
@@ -3096,17 +2950,11 @@
         </w:rPr>
       </w:pPr>
       <w:r>
-        <w:rPr>
-          <w:rFonts w:ascii="Arial" w:hAnsi="Arial" w:cs="Arial"/>
-          <w:sz w:val="24"/>
-          <w:szCs w:val="28"/>
-        </w:rPr>
-        <w:t>No glass containers in or around the hot tub area.</w:t>
+        <w:t>Seating: The love seat (2 people) and front single seat share one jet zone with a sideways throttle knob near the love seat to direct flow between them — we keep it in the middle. There are also foot jets between these two seats. The therapy seat (across from the control panel) has its own independent zone controlled by Jets 3 (On/Off) with its own throttle — the 2nd most powerful position. The control panel seat is the deepest with the most powerful jets, its own throttle, and multiple knobs to direct individual jets exactly where you need them.</w:t>
       </w:r>
     </w:p>
     <w:p>
       <w:pPr>
-        <w:pStyle w:val="ListParagraph"/>
         <w:numPr>
           <w:ilvl w:val="0"/>
           <w:numId w:val="20"/>
@@ -3119,35 +2967,11 @@
         </w:rPr>
       </w:pPr>
       <w:r>
-        <w:rPr>
-          <w:rFonts w:ascii="Arial" w:hAnsi="Arial" w:cs="Arial"/>
-          <w:sz w:val="24"/>
-          <w:szCs w:val="28"/>
-        </w:rPr>
-        <w:t xml:space="preserve">Children must be </w:t>
-      </w:r>
-      <w:proofErr w:type="gramStart"/>
-      <w:r>
-        <w:rPr>
-          <w:rFonts w:ascii="Arial" w:hAnsi="Arial" w:cs="Arial"/>
-          <w:sz w:val="24"/>
-          <w:szCs w:val="28"/>
-        </w:rPr>
-        <w:t>supervised at all times</w:t>
-      </w:r>
-      <w:proofErr w:type="gramEnd"/>
-      <w:r>
-        <w:rPr>
-          <w:rFonts w:ascii="Arial" w:hAnsi="Arial" w:cs="Arial"/>
-          <w:sz w:val="24"/>
-          <w:szCs w:val="28"/>
-        </w:rPr>
-        <w:t>.</w:t>
+        <w:t>Controls: Jets 1 has High/Low toggle. Jets 2 is On/Off. Jets 3 controls the therapy seat (On/Off). Important: the Blower and Lights buttons are swapped — press "Blower" for lights, press "Lights" for the bubble feature. There are tons of switches, toggles, and dials all around the tub — explore and find your setup.</w:t>
       </w:r>
     </w:p>
     <w:p>
       <w:pPr>
-        <w:pStyle w:val="ListParagraph"/>
         <w:numPr>
           <w:ilvl w:val="0"/>
           <w:numId w:val="20"/>
@@ -3160,35 +2984,11 @@
         </w:rPr>
       </w:pPr>
       <w:r>
-        <w:rPr>
-          <w:rFonts w:ascii="Arial" w:hAnsi="Arial" w:cs="Arial"/>
-          <w:sz w:val="24"/>
-          <w:szCs w:val="28"/>
-        </w:rPr>
-        <w:t xml:space="preserve">Shower before entering when </w:t>
-      </w:r>
-      <w:proofErr w:type="gramStart"/>
-      <w:r>
-        <w:rPr>
-          <w:rFonts w:ascii="Arial" w:hAnsi="Arial" w:cs="Arial"/>
-          <w:sz w:val="24"/>
-          <w:szCs w:val="28"/>
-        </w:rPr>
-        <w:t>possible, and</w:t>
-      </w:r>
-      <w:proofErr w:type="gramEnd"/>
-      <w:r>
-        <w:rPr>
-          <w:rFonts w:ascii="Arial" w:hAnsi="Arial" w:cs="Arial"/>
-          <w:sz w:val="24"/>
-          <w:szCs w:val="28"/>
-        </w:rPr>
-        <w:t xml:space="preserve"> replace the cover after use.</w:t>
+        <w:t>Temperature: The jacuzzi goes up to 104°F but that's intense — you'll last about 5 minutes. We recommend 100–101°F for longer sessions (you'll still want to sit on the edge to cool down). We keep it at 98°F when not in use. It heats about 2°F per hour with the lid closed, so plan ahead. If you set it too high, it takes a while to cool back down.</w:t>
       </w:r>
     </w:p>
     <w:p>
       <w:pPr>
-        <w:pStyle w:val="ListParagraph"/>
         <w:numPr>
           <w:ilvl w:val="0"/>
           <w:numId w:val="20"/>
@@ -3200,12 +3000,7 @@
         </w:rPr>
       </w:pPr>
       <w:r>
-        <w:rPr>
-          <w:rFonts w:ascii="Arial" w:hAnsi="Arial" w:cs="Arial"/>
-          <w:sz w:val="24"/>
-          <w:szCs w:val="28"/>
-        </w:rPr>
-        <w:t>Follow any posted instructions near the hot tub.</w:t>
+        <w:t>Before You Get In: Please rinse off before getting in — body oils, sunscreen, and lotions cause foaming and make maintenance harder. Just throw on your swimsuit, rinse in the indoor shower, and walk out. The Lid: A metal assist bar helps guide the cover on and off. A bench stand at the back catches the lid when you flip it up. Lift evenly from the center to avoid bending the bar (it's been repaired once). The cover has cosmetic tears on the outside but the inner foam has been resealed. No glass near the tub. Children must be supervised. Always replace the cover when done.</w:t>
       </w:r>
     </w:p>
     <w:p>

--- a/docs/Kengs_Landing_Guest_Book.docx
+++ b/docs/Kengs_Landing_Guest_Book.docx
@@ -3000,7 +3000,7 @@
         </w:rPr>
       </w:pPr>
       <w:r>
-        <w:t>Before You Get In: Please rinse off before getting in — body oils, sunscreen, and lotions cause foaming and make maintenance harder. Just throw on your swimsuit, rinse in the indoor shower, and walk out. The Lid: A metal assist bar helps guide the cover on and off. A bench stand at the back catches the lid when you flip it up. Lift evenly from the center to avoid bending the bar (it's been repaired once). The cover has cosmetic tears on the outside but the inner foam has been resealed. No glass near the tub. Children must be supervised. Always replace the cover when done.</w:t>
+        <w:t>Before You Get In: Please rinse off before getting in — body oils, sunscreen, and lotions cause foaming and make maintenance harder. Just throw on your swimsuit, rinse in the indoor shower, and walk out.  For longer stays with regular hot tub use, please add two capfuls of spa shock from the supply cabinet near the hot tub after each use. Leave the cover open and run the jets for about 10 minutes, then turn the jets off and replace the cover. This keeps body oils and lotions from making the water cloudy or stale. The Lid: A metal assist bar helps guide the cover on and off. A bench stand at the back catches the lid when you flip it up. Lift evenly from the center to avoid bending the bar (it's been repaired once). The cover has cosmetic tears on the outside but the inner foam has been resealed. No glass near the tub. Children must be supervised. Always replace the cover when done.</w:t>
       </w:r>
     </w:p>
     <w:p>
